--- a/Flujo_Notas.docx
+++ b/Flujo_Notas.docx
@@ -6,11 +6,9 @@
       <w:pPr>
         <w:pStyle w:val="Ttulo2"/>
       </w:pPr>
-      <w:proofErr w:type="spellStart"/>
       <w:r>
         <w:t>Prompt</w:t>
       </w:r>
-      <w:proofErr w:type="spellEnd"/>
     </w:p>
     <w:p>
       <w:r>
@@ -55,15 +53,7 @@
         <w:t>Sistema de Encuestas Anónimas:</w:t>
       </w:r>
       <w:r>
-        <w:t xml:space="preserve"> Capacidad de enviar una encuesta </w:t>
-      </w:r>
-      <w:proofErr w:type="spellStart"/>
-      <w:r>
-        <w:t>post-partido</w:t>
-      </w:r>
-      <w:proofErr w:type="spellEnd"/>
-      <w:r>
-        <w:t xml:space="preserve"> (opcional para responder) donde cada jugador califica a los otros 9 con una nota del 1 al 10 y deja comentarios escritos.</w:t>
+        <w:t xml:space="preserve"> Capacidad de enviar una encuesta post-partido (opcional para responder) donde cada jugador califica a los otros 9 con una nota del 1 al 10 y deja comentarios escritos.</w:t>
       </w:r>
     </w:p>
     <w:p>
@@ -73,21 +63,12 @@
           <w:numId w:val="1"/>
         </w:numPr>
       </w:pPr>
-      <w:proofErr w:type="spellStart"/>
       <w:r>
         <w:rPr>
           <w:b/>
           <w:bCs/>
         </w:rPr>
-        <w:t>Dashboard</w:t>
-      </w:r>
-      <w:proofErr w:type="spellEnd"/>
-      <w:r>
-        <w:rPr>
-          <w:b/>
-          <w:bCs/>
-        </w:rPr>
-        <w:t xml:space="preserve"> de Resultados:</w:t>
+        <w:t>Dashboard de Resultados:</w:t>
       </w:r>
       <w:r>
         <w:t xml:space="preserve"> Un panel interactivo que centralice:</w:t>
@@ -117,31 +98,7 @@
         </w:numPr>
       </w:pPr>
       <w:r>
-        <w:t xml:space="preserve">El </w:t>
-      </w:r>
-      <w:proofErr w:type="spellStart"/>
-      <w:r>
-        <w:t>stack</w:t>
-      </w:r>
-      <w:proofErr w:type="spellEnd"/>
-      <w:r>
-        <w:t xml:space="preserve"> tecnológico recomendado (</w:t>
-      </w:r>
-      <w:proofErr w:type="spellStart"/>
-      <w:r>
-        <w:t>frontend</w:t>
-      </w:r>
-      <w:proofErr w:type="spellEnd"/>
-      <w:r>
-        <w:t xml:space="preserve">, </w:t>
-      </w:r>
-      <w:proofErr w:type="spellStart"/>
-      <w:r>
-        <w:t>backend</w:t>
-      </w:r>
-      <w:proofErr w:type="spellEnd"/>
-      <w:r>
-        <w:t xml:space="preserve"> y base de datos) ideal para un MVP rápido.</w:t>
+        <w:t>El stack tecnológico recomendado (frontend, backend y base de datos) ideal para un MVP rápido.</w:t>
       </w:r>
     </w:p>
     <w:p>
@@ -225,25 +182,7 @@
           <w:bCs/>
           <w:lang w:val="en-US"/>
         </w:rPr>
-        <w:t xml:space="preserve">Backend &amp; </w:t>
-      </w:r>
-      <w:proofErr w:type="spellStart"/>
-      <w:r>
-        <w:rPr>
-          <w:b/>
-          <w:bCs/>
-          <w:lang w:val="en-US"/>
-        </w:rPr>
-        <w:t>Servidor</w:t>
-      </w:r>
-      <w:proofErr w:type="spellEnd"/>
-      <w:r>
-        <w:rPr>
-          <w:b/>
-          <w:bCs/>
-          <w:lang w:val="en-US"/>
-        </w:rPr>
-        <w:t xml:space="preserve"> API:</w:t>
+        <w:t>Backend &amp; Servidor API:</w:t>
       </w:r>
       <w:r>
         <w:rPr>
@@ -251,7 +190,6 @@
         </w:rPr>
         <w:t xml:space="preserve"> </w:t>
       </w:r>
-      <w:proofErr w:type="spellStart"/>
       <w:r>
         <w:rPr>
           <w:b/>
@@ -260,7 +198,6 @@
         </w:rPr>
         <w:t>FastAPI</w:t>
       </w:r>
-      <w:proofErr w:type="spellEnd"/>
       <w:r>
         <w:rPr>
           <w:lang w:val="en-US"/>
@@ -268,15 +205,7 @@
         <w:t xml:space="preserve"> (Python). </w:t>
       </w:r>
       <w:r>
-        <w:t>Es extremadamente rápido, genera documentación automática (/</w:t>
-      </w:r>
-      <w:proofErr w:type="spellStart"/>
-      <w:r>
-        <w:t>docs</w:t>
-      </w:r>
-      <w:proofErr w:type="spellEnd"/>
-      <w:r>
-        <w:t>) y es muy intuitivo para quienes manejamos análisis de datos en Python.</w:t>
+        <w:t>Es extremadamente rápido, genera documentación automática (/docs) y es muy intuitivo para quienes manejamos análisis de datos en Python.</w:t>
       </w:r>
     </w:p>
     <w:p>
@@ -296,43 +225,7 @@
           <w:bCs/>
           <w:lang w:val="en-US"/>
         </w:rPr>
-        <w:t>Frontend (</w:t>
-      </w:r>
-      <w:proofErr w:type="spellStart"/>
-      <w:r>
-        <w:rPr>
-          <w:b/>
-          <w:bCs/>
-          <w:lang w:val="en-US"/>
-        </w:rPr>
-        <w:t>Interfaz</w:t>
-      </w:r>
-      <w:proofErr w:type="spellEnd"/>
-      <w:r>
-        <w:rPr>
-          <w:b/>
-          <w:bCs/>
-          <w:lang w:val="en-US"/>
-        </w:rPr>
-        <w:t xml:space="preserve"> </w:t>
-      </w:r>
-      <w:proofErr w:type="spellStart"/>
-      <w:r>
-        <w:rPr>
-          <w:b/>
-          <w:bCs/>
-          <w:lang w:val="en-US"/>
-        </w:rPr>
-        <w:t>Interactiva</w:t>
-      </w:r>
-      <w:proofErr w:type="spellEnd"/>
-      <w:r>
-        <w:rPr>
-          <w:b/>
-          <w:bCs/>
-          <w:lang w:val="en-US"/>
-        </w:rPr>
-        <w:t>):</w:t>
+        <w:t>Frontend (Interfaz Interactiva):</w:t>
       </w:r>
       <w:r>
         <w:rPr>
@@ -340,7 +233,6 @@
         </w:rPr>
         <w:t xml:space="preserve"> </w:t>
       </w:r>
-      <w:proofErr w:type="spellStart"/>
       <w:r>
         <w:rPr>
           <w:b/>
@@ -349,7 +241,6 @@
         </w:rPr>
         <w:t>Streamlit</w:t>
       </w:r>
-      <w:proofErr w:type="spellEnd"/>
       <w:r>
         <w:rPr>
           <w:lang w:val="en-US"/>
@@ -379,7 +270,6 @@
           <w:numId w:val="6"/>
         </w:numPr>
       </w:pPr>
-      <w:proofErr w:type="spellStart"/>
       <w:r>
         <w:rPr>
           <w:i/>
@@ -387,17 +277,8 @@
         </w:rPr>
         <w:t>Streamlit</w:t>
       </w:r>
-      <w:proofErr w:type="spellEnd"/>
-      <w:r>
-        <w:t xml:space="preserve"> es la opción más veloz para armar </w:t>
-      </w:r>
-      <w:proofErr w:type="spellStart"/>
-      <w:r>
-        <w:t>dashboards</w:t>
-      </w:r>
-      <w:proofErr w:type="spellEnd"/>
-      <w:r>
-        <w:t xml:space="preserve"> interactivos y tablas dinámicas en Python puro sin lidiar con HTML/JavaScript.</w:t>
+      <w:r>
+        <w:t xml:space="preserve"> es la opción más veloz para armar dashboards interactivos y tablas dinámicas en Python puro sin lidiar con HTML/JavaScript.</w:t>
       </w:r>
     </w:p>
     <w:p>
@@ -413,23 +294,7 @@
           <w:i/>
           <w:iCs/>
         </w:rPr>
-        <w:t xml:space="preserve">Shiny </w:t>
-      </w:r>
-      <w:proofErr w:type="spellStart"/>
-      <w:r>
-        <w:rPr>
-          <w:i/>
-          <w:iCs/>
-        </w:rPr>
-        <w:t>for</w:t>
-      </w:r>
-      <w:proofErr w:type="spellEnd"/>
-      <w:r>
-        <w:rPr>
-          <w:i/>
-          <w:iCs/>
-        </w:rPr>
-        <w:t xml:space="preserve"> Python</w:t>
+        <w:t>Shiny for Python</w:t>
       </w:r>
       <w:r>
         <w:t xml:space="preserve"> te resultará sumamente familiar si estabas usando el ecosistema R/Shiny en tu reporte actual.</w:t>
@@ -470,15 +335,7 @@
         <w:t>SQLite</w:t>
       </w:r>
       <w:r>
-        <w:t xml:space="preserve"> (vienen integrados en Python, no requieren instalación de servidores externos y se guardan en un simple archivo .</w:t>
-      </w:r>
-      <w:proofErr w:type="spellStart"/>
-      <w:r>
-        <w:t>db</w:t>
-      </w:r>
-      <w:proofErr w:type="spellEnd"/>
-      <w:r>
-        <w:t>).</w:t>
+        <w:t xml:space="preserve"> (vienen integrados en Python, no requieren instalación de servidores externos y se guardan en un simple archivo .db).</w:t>
       </w:r>
     </w:p>
     <w:p>
@@ -501,15 +358,7 @@
         <w:t>Google Sheets</w:t>
       </w:r>
       <w:r>
-        <w:t xml:space="preserve"> actual y leerlo directamente en Python mediante la librería </w:t>
-      </w:r>
-      <w:proofErr w:type="spellStart"/>
-      <w:r>
-        <w:t>gspread</w:t>
-      </w:r>
-      <w:proofErr w:type="spellEnd"/>
-      <w:r>
-        <w:t xml:space="preserve"> o pandas.</w:t>
+        <w:t xml:space="preserve"> actual y leerlo directamente en Python mediante la librería gspread o pandas.</w:t>
       </w:r>
     </w:p>
     <w:p>
@@ -599,15 +448,7 @@
         <w:t>Caja de herramientas solo de este proyecto. Te aislar las versiones de librerías en un proyecto. Por esto, necesitas activar/desactivar el entorno.</w:t>
       </w:r>
       <w:r>
-        <w:t xml:space="preserve"> </w:t>
-      </w:r>
-      <w:proofErr w:type="spellStart"/>
-      <w:r>
-        <w:t>Estan</w:t>
-      </w:r>
-      <w:proofErr w:type="spellEnd"/>
-      <w:r>
-        <w:t xml:space="preserve"> en </w:t>
+        <w:t xml:space="preserve"> Estan en </w:t>
       </w:r>
       <w:r>
         <w:t>C:\Users\TitiU\anaconda3\envs</w:t>
@@ -621,23 +462,13 @@
       <w:r>
         <w:t xml:space="preserve">El entorno se llama: </w:t>
       </w:r>
-      <w:proofErr w:type="spellStart"/>
       <w:r>
         <w:t>futbol_env</w:t>
       </w:r>
-      <w:proofErr w:type="spellEnd"/>
-    </w:p>
-    <w:p>
-      <w:r>
-        <w:t xml:space="preserve">En anaconda </w:t>
-      </w:r>
-      <w:proofErr w:type="spellStart"/>
-      <w:r>
-        <w:t>prompt</w:t>
-      </w:r>
-      <w:proofErr w:type="spellEnd"/>
-      <w:r>
-        <w:t xml:space="preserve"> </w:t>
+    </w:p>
+    <w:p>
+      <w:r>
+        <w:t xml:space="preserve">En anaconda prompt </w:t>
       </w:r>
     </w:p>
     <w:p>
@@ -647,49 +478,12 @@
     </w:p>
     <w:p>
       <w:r>
-        <w:t>cd "G:\My Drive\</w:t>
-      </w:r>
-      <w:proofErr w:type="spellStart"/>
-      <w:r>
-        <w:t>Proyecto_Futbol_App</w:t>
-      </w:r>
-      <w:proofErr w:type="spellEnd"/>
-      <w:r>
-        <w:t>"</w:t>
-      </w:r>
-    </w:p>
-    <w:p>
-      <w:proofErr w:type="spellStart"/>
-      <w:r>
-        <w:t>conda</w:t>
-      </w:r>
-      <w:proofErr w:type="spellEnd"/>
-      <w:r>
-        <w:t xml:space="preserve"> </w:t>
-      </w:r>
-      <w:proofErr w:type="spellStart"/>
-      <w:r>
-        <w:t>create</w:t>
-      </w:r>
-      <w:proofErr w:type="spellEnd"/>
-      <w:r>
-        <w:t xml:space="preserve"> -n </w:t>
-      </w:r>
-      <w:proofErr w:type="spellStart"/>
-      <w:r>
-        <w:t>futbol_env</w:t>
-      </w:r>
-      <w:proofErr w:type="spellEnd"/>
-      <w:r>
-        <w:t xml:space="preserve"> </w:t>
-      </w:r>
-      <w:proofErr w:type="spellStart"/>
-      <w:r>
-        <w:t>python</w:t>
-      </w:r>
-      <w:proofErr w:type="spellEnd"/>
-      <w:r>
-        <w:t xml:space="preserve"> -y</w:t>
+        <w:t>cd "G:\My Drive\Proyecto_Futbol_App"</w:t>
+      </w:r>
+    </w:p>
+    <w:p>
+      <w:r>
+        <w:t>conda create -n futbol_env python -y</w:t>
       </w:r>
     </w:p>
     <w:p>
@@ -770,27 +564,9 @@
       </w:r>
     </w:p>
     <w:p>
-      <w:proofErr w:type="spellStart"/>
-      <w:r>
-        <w:t>conda</w:t>
-      </w:r>
-      <w:proofErr w:type="spellEnd"/>
-      <w:r>
-        <w:t xml:space="preserve"> </w:t>
-      </w:r>
-      <w:proofErr w:type="spellStart"/>
-      <w:r>
-        <w:t>activate</w:t>
-      </w:r>
-      <w:proofErr w:type="spellEnd"/>
-      <w:r>
-        <w:t xml:space="preserve"> </w:t>
-      </w:r>
-      <w:proofErr w:type="spellStart"/>
-      <w:r>
-        <w:t>futbol_env</w:t>
-      </w:r>
-      <w:proofErr w:type="spellEnd"/>
+      <w:r>
+        <w:t>conda activate futbol_env</w:t>
+      </w:r>
     </w:p>
     <w:p>
       <w:pPr>
@@ -806,51 +582,9 @@
       </w:r>
     </w:p>
     <w:p>
-      <w:proofErr w:type="spellStart"/>
-      <w:r>
-        <w:t>pip</w:t>
-      </w:r>
-      <w:proofErr w:type="spellEnd"/>
-      <w:r>
-        <w:t xml:space="preserve"> </w:t>
-      </w:r>
-      <w:proofErr w:type="spellStart"/>
-      <w:r>
-        <w:t>install</w:t>
-      </w:r>
-      <w:proofErr w:type="spellEnd"/>
-      <w:r>
-        <w:t xml:space="preserve"> </w:t>
-      </w:r>
-      <w:proofErr w:type="spellStart"/>
-      <w:r>
-        <w:t>streamlit</w:t>
-      </w:r>
-      <w:proofErr w:type="spellEnd"/>
-      <w:r>
-        <w:t xml:space="preserve"> pandas </w:t>
-      </w:r>
-      <w:proofErr w:type="spellStart"/>
-      <w:r>
-        <w:t>openpyxl</w:t>
-      </w:r>
-      <w:proofErr w:type="spellEnd"/>
-      <w:r>
-        <w:t xml:space="preserve"> </w:t>
-      </w:r>
-      <w:proofErr w:type="spellStart"/>
-      <w:r>
-        <w:t>plotly</w:t>
-      </w:r>
-      <w:proofErr w:type="spellEnd"/>
-      <w:r>
-        <w:t xml:space="preserve"> </w:t>
-      </w:r>
-      <w:proofErr w:type="spellStart"/>
-      <w:r>
-        <w:t>gspread</w:t>
-      </w:r>
-      <w:proofErr w:type="spellEnd"/>
+      <w:r>
+        <w:t>pip install streamlit pandas openpyxl plotly gspread</w:t>
+      </w:r>
     </w:p>
     <w:p>
       <w:pPr>
@@ -886,23 +620,7 @@
           <w:b/>
           <w:bCs/>
         </w:rPr>
-        <w:t>Una base de datos local (</w:t>
-      </w:r>
-      <w:proofErr w:type="spellStart"/>
-      <w:r>
-        <w:rPr>
-          <w:b/>
-          <w:bCs/>
-        </w:rPr>
-        <w:t>database.db</w:t>
-      </w:r>
-      <w:proofErr w:type="spellEnd"/>
-      <w:r>
-        <w:rPr>
-          <w:b/>
-          <w:bCs/>
-        </w:rPr>
-        <w:t>)</w:t>
+        <w:t>Una base de datos local (database.db)</w:t>
       </w:r>
       <w:r>
         <w:t>: Manejada automáticamente con SQLite desde Python para guardar jugadores, partidos, alineaciones, goles y las respuestas de la encuesta.</w:t>
@@ -962,6 +680,33 @@
         <w:t>: La tabla de posiciones, resultados, alineaciones y loros consultando directamente la base de datos integrada.</w:t>
       </w:r>
     </w:p>
+    <w:p>
+      <w:r>
+        <w:t>Integracion:</w:t>
+      </w:r>
+    </w:p>
+    <w:p>
+      <w:r>
+        <w:lastRenderedPageBreak/>
+        <w:t>cordero2026</w:t>
+      </w:r>
+    </w:p>
+    <w:p>
+      <w:r>
+        <w:t xml:space="preserve">supabase: </w:t>
+      </w:r>
+    </w:p>
+    <w:p>
+      <w:r>
+        <w:t>lladamartin's Project</w:t>
+      </w:r>
+    </w:p>
+    <w:p>
+      <w:r>
+        <w:t>bmhftbmzaujquvmjycee</w:t>
+      </w:r>
+    </w:p>
+    <w:p/>
     <w:p/>
     <w:sectPr>
       <w:pgSz w:w="11906" w:h="16838"/>
@@ -2502,6 +2247,7 @@
   <w:style w:type="character" w:default="1" w:styleId="Fuentedeprrafopredeter">
     <w:name w:val="Default Paragraph Font"/>
     <w:uiPriority w:val="1"/>
+    <w:semiHidden/>
     <w:unhideWhenUsed/>
   </w:style>
   <w:style w:type="table" w:default="1" w:styleId="Tablanormal">

--- a/Flujo_Notas.docx
+++ b/Flujo_Notas.docx
@@ -6,9 +6,11 @@
       <w:pPr>
         <w:pStyle w:val="Ttulo2"/>
       </w:pPr>
+      <w:proofErr w:type="spellStart"/>
       <w:r>
         <w:t>Prompt</w:t>
       </w:r>
+      <w:proofErr w:type="spellEnd"/>
     </w:p>
     <w:p>
       <w:r>
@@ -53,7 +55,15 @@
         <w:t>Sistema de Encuestas Anónimas:</w:t>
       </w:r>
       <w:r>
-        <w:t xml:space="preserve"> Capacidad de enviar una encuesta post-partido (opcional para responder) donde cada jugador califica a los otros 9 con una nota del 1 al 10 y deja comentarios escritos.</w:t>
+        <w:t xml:space="preserve"> Capacidad de enviar una encuesta </w:t>
+      </w:r>
+      <w:proofErr w:type="spellStart"/>
+      <w:r>
+        <w:t>post-partido</w:t>
+      </w:r>
+      <w:proofErr w:type="spellEnd"/>
+      <w:r>
+        <w:t xml:space="preserve"> (opcional para responder) donde cada jugador califica a los otros 9 con una nota del 1 al 10 y deja comentarios escritos.</w:t>
       </w:r>
     </w:p>
     <w:p>
@@ -63,12 +73,21 @@
           <w:numId w:val="1"/>
         </w:numPr>
       </w:pPr>
+      <w:proofErr w:type="spellStart"/>
       <w:r>
         <w:rPr>
           <w:b/>
           <w:bCs/>
         </w:rPr>
-        <w:t>Dashboard de Resultados:</w:t>
+        <w:t>Dashboard</w:t>
+      </w:r>
+      <w:proofErr w:type="spellEnd"/>
+      <w:r>
+        <w:rPr>
+          <w:b/>
+          <w:bCs/>
+        </w:rPr>
+        <w:t xml:space="preserve"> de Resultados:</w:t>
       </w:r>
       <w:r>
         <w:t xml:space="preserve"> Un panel interactivo que centralice:</w:t>
@@ -98,7 +117,31 @@
         </w:numPr>
       </w:pPr>
       <w:r>
-        <w:t>El stack tecnológico recomendado (frontend, backend y base de datos) ideal para un MVP rápido.</w:t>
+        <w:t xml:space="preserve">El </w:t>
+      </w:r>
+      <w:proofErr w:type="spellStart"/>
+      <w:r>
+        <w:t>stack</w:t>
+      </w:r>
+      <w:proofErr w:type="spellEnd"/>
+      <w:r>
+        <w:t xml:space="preserve"> tecnológico recomendado (</w:t>
+      </w:r>
+      <w:proofErr w:type="spellStart"/>
+      <w:r>
+        <w:t>frontend</w:t>
+      </w:r>
+      <w:proofErr w:type="spellEnd"/>
+      <w:r>
+        <w:t xml:space="preserve">, </w:t>
+      </w:r>
+      <w:proofErr w:type="spellStart"/>
+      <w:r>
+        <w:t>backend</w:t>
+      </w:r>
+      <w:proofErr w:type="spellEnd"/>
+      <w:r>
+        <w:t xml:space="preserve"> y base de datos) ideal para un MVP rápido.</w:t>
       </w:r>
     </w:p>
     <w:p>
@@ -182,22 +225,42 @@
           <w:bCs/>
           <w:lang w:val="en-US"/>
         </w:rPr>
-        <w:t>Backend &amp; Servidor API:</w:t>
-      </w:r>
-      <w:r>
-        <w:rPr>
-          <w:lang w:val="en-US"/>
-        </w:rPr>
-        <w:t xml:space="preserve"> </w:t>
-      </w:r>
+        <w:t xml:space="preserve">Backend &amp; </w:t>
+      </w:r>
+      <w:proofErr w:type="spellStart"/>
       <w:r>
         <w:rPr>
           <w:b/>
           <w:bCs/>
           <w:lang w:val="en-US"/>
         </w:rPr>
+        <w:t>Servidor</w:t>
+      </w:r>
+      <w:proofErr w:type="spellEnd"/>
+      <w:r>
+        <w:rPr>
+          <w:b/>
+          <w:bCs/>
+          <w:lang w:val="en-US"/>
+        </w:rPr>
+        <w:t xml:space="preserve"> API:</w:t>
+      </w:r>
+      <w:r>
+        <w:rPr>
+          <w:lang w:val="en-US"/>
+        </w:rPr>
+        <w:t xml:space="preserve"> </w:t>
+      </w:r>
+      <w:proofErr w:type="spellStart"/>
+      <w:r>
+        <w:rPr>
+          <w:b/>
+          <w:bCs/>
+          <w:lang w:val="en-US"/>
+        </w:rPr>
         <w:t>FastAPI</w:t>
       </w:r>
+      <w:proofErr w:type="spellEnd"/>
       <w:r>
         <w:rPr>
           <w:lang w:val="en-US"/>
@@ -205,7 +268,15 @@
         <w:t xml:space="preserve"> (Python). </w:t>
       </w:r>
       <w:r>
-        <w:t>Es extremadamente rápido, genera documentación automática (/docs) y es muy intuitivo para quienes manejamos análisis de datos en Python.</w:t>
+        <w:t>Es extremadamente rápido, genera documentación automática (/</w:t>
+      </w:r>
+      <w:proofErr w:type="spellStart"/>
+      <w:r>
+        <w:t>docs</w:t>
+      </w:r>
+      <w:proofErr w:type="spellEnd"/>
+      <w:r>
+        <w:t>) y es muy intuitivo para quienes manejamos análisis de datos en Python.</w:t>
       </w:r>
     </w:p>
     <w:p>
@@ -225,22 +296,60 @@
           <w:bCs/>
           <w:lang w:val="en-US"/>
         </w:rPr>
-        <w:t>Frontend (Interfaz Interactiva):</w:t>
-      </w:r>
-      <w:r>
-        <w:rPr>
-          <w:lang w:val="en-US"/>
-        </w:rPr>
-        <w:t xml:space="preserve"> </w:t>
-      </w:r>
+        <w:t>Frontend (</w:t>
+      </w:r>
+      <w:proofErr w:type="spellStart"/>
       <w:r>
         <w:rPr>
           <w:b/>
           <w:bCs/>
           <w:lang w:val="en-US"/>
         </w:rPr>
+        <w:t>Interfaz</w:t>
+      </w:r>
+      <w:proofErr w:type="spellEnd"/>
+      <w:r>
+        <w:rPr>
+          <w:b/>
+          <w:bCs/>
+          <w:lang w:val="en-US"/>
+        </w:rPr>
+        <w:t xml:space="preserve"> </w:t>
+      </w:r>
+      <w:proofErr w:type="spellStart"/>
+      <w:r>
+        <w:rPr>
+          <w:b/>
+          <w:bCs/>
+          <w:lang w:val="en-US"/>
+        </w:rPr>
+        <w:t>Interactiva</w:t>
+      </w:r>
+      <w:proofErr w:type="spellEnd"/>
+      <w:r>
+        <w:rPr>
+          <w:b/>
+          <w:bCs/>
+          <w:lang w:val="en-US"/>
+        </w:rPr>
+        <w:t>):</w:t>
+      </w:r>
+      <w:r>
+        <w:rPr>
+          <w:lang w:val="en-US"/>
+        </w:rPr>
+        <w:t xml:space="preserve"> </w:t>
+      </w:r>
+      <w:proofErr w:type="spellStart"/>
+      <w:r>
+        <w:rPr>
+          <w:b/>
+          <w:bCs/>
+          <w:lang w:val="en-US"/>
+        </w:rPr>
         <w:t>Streamlit</w:t>
       </w:r>
+      <w:proofErr w:type="spellEnd"/>
       <w:r>
         <w:rPr>
           <w:lang w:val="en-US"/>
@@ -270,6 +379,7 @@
           <w:numId w:val="6"/>
         </w:numPr>
       </w:pPr>
+      <w:proofErr w:type="spellStart"/>
       <w:r>
         <w:rPr>
           <w:i/>
@@ -277,8 +387,17 @@
         </w:rPr>
         <w:t>Streamlit</w:t>
       </w:r>
-      <w:r>
-        <w:t xml:space="preserve"> es la opción más veloz para armar dashboards interactivos y tablas dinámicas en Python puro sin lidiar con HTML/JavaScript.</w:t>
+      <w:proofErr w:type="spellEnd"/>
+      <w:r>
+        <w:t xml:space="preserve"> es la opción más veloz para armar </w:t>
+      </w:r>
+      <w:proofErr w:type="spellStart"/>
+      <w:r>
+        <w:t>dashboards</w:t>
+      </w:r>
+      <w:proofErr w:type="spellEnd"/>
+      <w:r>
+        <w:t xml:space="preserve"> interactivos y tablas dinámicas en Python puro sin lidiar con HTML/JavaScript.</w:t>
       </w:r>
     </w:p>
     <w:p>
@@ -294,7 +413,23 @@
           <w:i/>
           <w:iCs/>
         </w:rPr>
-        <w:t>Shiny for Python</w:t>
+        <w:t xml:space="preserve">Shiny </w:t>
+      </w:r>
+      <w:proofErr w:type="spellStart"/>
+      <w:r>
+        <w:rPr>
+          <w:i/>
+          <w:iCs/>
+        </w:rPr>
+        <w:t>for</w:t>
+      </w:r>
+      <w:proofErr w:type="spellEnd"/>
+      <w:r>
+        <w:rPr>
+          <w:i/>
+          <w:iCs/>
+        </w:rPr>
+        <w:t xml:space="preserve"> Python</w:t>
       </w:r>
       <w:r>
         <w:t xml:space="preserve"> te resultará sumamente familiar si estabas usando el ecosistema R/Shiny en tu reporte actual.</w:t>
@@ -335,7 +470,15 @@
         <w:t>SQLite</w:t>
       </w:r>
       <w:r>
-        <w:t xml:space="preserve"> (vienen integrados en Python, no requieren instalación de servidores externos y se guardan en un simple archivo .db).</w:t>
+        <w:t xml:space="preserve"> (vienen integrados en Python, no requieren instalación de servidores externos y se guardan en un simple archivo .</w:t>
+      </w:r>
+      <w:proofErr w:type="spellStart"/>
+      <w:r>
+        <w:t>db</w:t>
+      </w:r>
+      <w:proofErr w:type="spellEnd"/>
+      <w:r>
+        <w:t>).</w:t>
       </w:r>
     </w:p>
     <w:p>
@@ -358,7 +501,15 @@
         <w:t>Google Sheets</w:t>
       </w:r>
       <w:r>
-        <w:t xml:space="preserve"> actual y leerlo directamente en Python mediante la librería gspread o pandas.</w:t>
+        <w:t xml:space="preserve"> actual y leerlo directamente en Python mediante la librería </w:t>
+      </w:r>
+      <w:proofErr w:type="spellStart"/>
+      <w:r>
+        <w:t>gspread</w:t>
+      </w:r>
+      <w:proofErr w:type="spellEnd"/>
+      <w:r>
+        <w:t xml:space="preserve"> o pandas.</w:t>
       </w:r>
     </w:p>
     <w:p>
@@ -448,7 +599,15 @@
         <w:t>Caja de herramientas solo de este proyecto. Te aislar las versiones de librerías en un proyecto. Por esto, necesitas activar/desactivar el entorno.</w:t>
       </w:r>
       <w:r>
-        <w:t xml:space="preserve"> Estan en </w:t>
+        <w:t xml:space="preserve"> </w:t>
+      </w:r>
+      <w:proofErr w:type="spellStart"/>
+      <w:r>
+        <w:t>Estan</w:t>
+      </w:r>
+      <w:proofErr w:type="spellEnd"/>
+      <w:r>
+        <w:t xml:space="preserve"> en </w:t>
       </w:r>
       <w:r>
         <w:t>C:\Users\TitiU\anaconda3\envs</w:t>
@@ -462,13 +621,23 @@
       <w:r>
         <w:t xml:space="preserve">El entorno se llama: </w:t>
       </w:r>
+      <w:proofErr w:type="spellStart"/>
       <w:r>
         <w:t>futbol_env</w:t>
       </w:r>
-    </w:p>
-    <w:p>
-      <w:r>
-        <w:t xml:space="preserve">En anaconda prompt </w:t>
+      <w:proofErr w:type="spellEnd"/>
+    </w:p>
+    <w:p>
+      <w:r>
+        <w:t xml:space="preserve">En anaconda </w:t>
+      </w:r>
+      <w:proofErr w:type="spellStart"/>
+      <w:r>
+        <w:t>prompt</w:t>
+      </w:r>
+      <w:proofErr w:type="spellEnd"/>
+      <w:r>
+        <w:t xml:space="preserve"> </w:t>
       </w:r>
     </w:p>
     <w:p>
@@ -478,12 +647,49 @@
     </w:p>
     <w:p>
       <w:r>
-        <w:t>cd "G:\My Drive\Proyecto_Futbol_App"</w:t>
-      </w:r>
-    </w:p>
-    <w:p>
-      <w:r>
-        <w:t>conda create -n futbol_env python -y</w:t>
+        <w:t>cd "G:\My Drive\</w:t>
+      </w:r>
+      <w:proofErr w:type="spellStart"/>
+      <w:r>
+        <w:t>Proyecto_Futbol_App</w:t>
+      </w:r>
+      <w:proofErr w:type="spellEnd"/>
+      <w:r>
+        <w:t>"</w:t>
+      </w:r>
+    </w:p>
+    <w:p>
+      <w:proofErr w:type="spellStart"/>
+      <w:r>
+        <w:t>conda</w:t>
+      </w:r>
+      <w:proofErr w:type="spellEnd"/>
+      <w:r>
+        <w:t xml:space="preserve"> </w:t>
+      </w:r>
+      <w:proofErr w:type="spellStart"/>
+      <w:r>
+        <w:t>create</w:t>
+      </w:r>
+      <w:proofErr w:type="spellEnd"/>
+      <w:r>
+        <w:t xml:space="preserve"> -n </w:t>
+      </w:r>
+      <w:proofErr w:type="spellStart"/>
+      <w:r>
+        <w:t>futbol_env</w:t>
+      </w:r>
+      <w:proofErr w:type="spellEnd"/>
+      <w:r>
+        <w:t xml:space="preserve"> </w:t>
+      </w:r>
+      <w:proofErr w:type="spellStart"/>
+      <w:r>
+        <w:t>python</w:t>
+      </w:r>
+      <w:proofErr w:type="spellEnd"/>
+      <w:r>
+        <w:t xml:space="preserve"> -y</w:t>
       </w:r>
     </w:p>
     <w:p>
@@ -564,9 +770,60 @@
       </w:r>
     </w:p>
     <w:p>
-      <w:r>
-        <w:t>conda activate futbol_env</w:t>
-      </w:r>
+      <w:proofErr w:type="spellStart"/>
+      <w:r>
+        <w:t>conda</w:t>
+      </w:r>
+      <w:proofErr w:type="spellEnd"/>
+      <w:r>
+        <w:t xml:space="preserve"> </w:t>
+      </w:r>
+      <w:proofErr w:type="spellStart"/>
+      <w:r>
+        <w:t>activate</w:t>
+      </w:r>
+      <w:proofErr w:type="spellEnd"/>
+      <w:r>
+        <w:t xml:space="preserve"> </w:t>
+      </w:r>
+      <w:proofErr w:type="spellStart"/>
+      <w:r>
+        <w:t>futbol_env</w:t>
+      </w:r>
+      <w:proofErr w:type="spellEnd"/>
+    </w:p>
+    <w:p>
+      <w:r>
+        <w:t xml:space="preserve">Detener un </w:t>
+      </w:r>
+      <w:r>
+        <w:t>entorno</w:t>
+      </w:r>
+    </w:p>
+    <w:p>
+      <w:r>
+        <w:t xml:space="preserve">Crear </w:t>
+      </w:r>
+      <w:proofErr w:type="gramStart"/>
+      <w:r>
+        <w:t>archivos .</w:t>
+      </w:r>
+      <w:proofErr w:type="spellStart"/>
+      <w:r>
+        <w:t>env</w:t>
+      </w:r>
+      <w:proofErr w:type="spellEnd"/>
+      <w:proofErr w:type="gramEnd"/>
+    </w:p>
+    <w:p>
+      <w:r>
+        <w:t xml:space="preserve">Aquí guardamos </w:t>
+      </w:r>
+      <w:proofErr w:type="spellStart"/>
+      <w:r>
+        <w:t>pass</w:t>
+      </w:r>
+      <w:proofErr w:type="spellEnd"/>
     </w:p>
     <w:p>
       <w:pPr>
@@ -582,9 +839,81 @@
       </w:r>
     </w:p>
     <w:p>
-      <w:r>
-        <w:t>pip install streamlit pandas openpyxl plotly gspread</w:t>
-      </w:r>
+      <w:pPr>
+        <w:rPr>
+          <w:lang w:val="en-US"/>
+        </w:rPr>
+      </w:pPr>
+      <w:r>
+        <w:rPr>
+          <w:lang w:val="en-US"/>
+        </w:rPr>
+        <w:t xml:space="preserve">pip install </w:t>
+      </w:r>
+      <w:proofErr w:type="spellStart"/>
+      <w:r>
+        <w:rPr>
+          <w:lang w:val="en-US"/>
+        </w:rPr>
+        <w:t>streamlit</w:t>
+      </w:r>
+      <w:proofErr w:type="spellEnd"/>
+      <w:r>
+        <w:rPr>
+          <w:lang w:val="en-US"/>
+        </w:rPr>
+        <w:t xml:space="preserve"> pandas </w:t>
+      </w:r>
+      <w:proofErr w:type="spellStart"/>
+      <w:r>
+        <w:rPr>
+          <w:lang w:val="en-US"/>
+        </w:rPr>
+        <w:t>openpyxl</w:t>
+      </w:r>
+      <w:proofErr w:type="spellEnd"/>
+      <w:r>
+        <w:rPr>
+          <w:lang w:val="en-US"/>
+        </w:rPr>
+        <w:t xml:space="preserve"> </w:t>
+      </w:r>
+      <w:proofErr w:type="spellStart"/>
+      <w:r>
+        <w:rPr>
+          <w:lang w:val="en-US"/>
+        </w:rPr>
+        <w:t>plotly</w:t>
+      </w:r>
+      <w:proofErr w:type="spellEnd"/>
+      <w:r>
+        <w:rPr>
+          <w:lang w:val="en-US"/>
+        </w:rPr>
+        <w:t xml:space="preserve"> </w:t>
+      </w:r>
+      <w:proofErr w:type="spellStart"/>
+      <w:r>
+        <w:rPr>
+          <w:lang w:val="en-US"/>
+        </w:rPr>
+        <w:t>gspread</w:t>
+      </w:r>
+      <w:proofErr w:type="spellEnd"/>
+      <w:r>
+        <w:rPr>
+          <w:lang w:val="en-US"/>
+        </w:rPr>
+        <w:t xml:space="preserve"> </w:t>
+      </w:r>
+      <w:proofErr w:type="spellStart"/>
+      <w:r>
+        <w:rPr>
+          <w:lang w:val="en-US"/>
+        </w:rPr>
+        <w:t>supabase</w:t>
+      </w:r>
+      <w:proofErr w:type="spellEnd"/>
     </w:p>
     <w:p>
       <w:pPr>
@@ -594,7 +923,19 @@
         <w:t>Crear la estructura de archivos del proyecto</w:t>
       </w:r>
     </w:p>
-    <w:p/>
+    <w:p>
+      <w:pPr>
+        <w:pStyle w:val="Ttulo3"/>
+      </w:pPr>
+      <w:r>
+        <w:t>.</w:t>
+      </w:r>
+      <w:proofErr w:type="spellStart"/>
+      <w:r>
+        <w:t>gitignore</w:t>
+      </w:r>
+      <w:proofErr w:type="spellEnd"/>
+    </w:p>
     <w:p>
       <w:pPr>
         <w:pStyle w:val="Ttulo2"/>
@@ -620,7 +961,23 @@
           <w:b/>
           <w:bCs/>
         </w:rPr>
-        <w:t>Una base de datos local (database.db)</w:t>
+        <w:t>Una base de datos local (</w:t>
+      </w:r>
+      <w:proofErr w:type="spellStart"/>
+      <w:r>
+        <w:rPr>
+          <w:b/>
+          <w:bCs/>
+        </w:rPr>
+        <w:t>database.db</w:t>
+      </w:r>
+      <w:proofErr w:type="spellEnd"/>
+      <w:r>
+        <w:rPr>
+          <w:b/>
+          <w:bCs/>
+        </w:rPr>
+        <w:t>)</w:t>
       </w:r>
       <w:r>
         <w:t>: Manejada automáticamente con SQLite desde Python para guardar jugadores, partidos, alineaciones, goles y las respuestas de la encuesta.</w:t>
@@ -674,6 +1031,7 @@
           <w:b/>
           <w:bCs/>
         </w:rPr>
+        <w:lastRenderedPageBreak/>
         <w:t>Los Tableros (Tu app actual)</w:t>
       </w:r>
       <w:r>
@@ -681,31 +1039,58 @@
       </w:r>
     </w:p>
     <w:p>
-      <w:r>
-        <w:t>Integracion:</w:t>
-      </w:r>
-    </w:p>
-    <w:p>
-      <w:r>
-        <w:lastRenderedPageBreak/>
+      <w:proofErr w:type="spellStart"/>
+      <w:r>
+        <w:t>Integracion</w:t>
+      </w:r>
+      <w:proofErr w:type="spellEnd"/>
+      <w:r>
+        <w:t>:</w:t>
+      </w:r>
+    </w:p>
+    <w:p>
+      <w:r>
         <w:t>cordero2026</w:t>
       </w:r>
     </w:p>
     <w:p>
-      <w:r>
-        <w:t xml:space="preserve">supabase: </w:t>
-      </w:r>
-    </w:p>
-    <w:p>
-      <w:r>
-        <w:t>lladamartin's Project</w:t>
-      </w:r>
-    </w:p>
-    <w:p>
+      <w:proofErr w:type="spellStart"/>
+      <w:r>
+        <w:t>supabase</w:t>
+      </w:r>
+      <w:proofErr w:type="spellEnd"/>
+      <w:r>
+        <w:t xml:space="preserve">: </w:t>
+      </w:r>
+    </w:p>
+    <w:p>
+      <w:proofErr w:type="spellStart"/>
+      <w:r>
+        <w:t>lladamartin's</w:t>
+      </w:r>
+      <w:proofErr w:type="spellEnd"/>
+      <w:r>
+        <w:t xml:space="preserve"> Project</w:t>
+      </w:r>
+    </w:p>
+    <w:p>
+      <w:proofErr w:type="spellStart"/>
       <w:r>
         <w:t>bmhftbmzaujquvmjycee</w:t>
       </w:r>
-    </w:p>
+      <w:proofErr w:type="spellEnd"/>
+    </w:p>
+    <w:p>
+      <w:hyperlink r:id="rId7" w:history="1">
+        <w:r>
+          <w:rPr>
+            <w:rStyle w:val="Hipervnculo"/>
+          </w:rPr>
+          <w:t>https://bmhftbmzaujquvmjycee.supabase.co</w:t>
+        </w:r>
+      </w:hyperlink>
+    </w:p>
+    <w:p/>
     <w:p/>
     <w:p/>
     <w:sectPr>
@@ -2247,7 +2632,6 @@
   <w:style w:type="character" w:default="1" w:styleId="Fuentedeprrafopredeter">
     <w:name w:val="Default Paragraph Font"/>
     <w:uiPriority w:val="1"/>
-    <w:semiHidden/>
     <w:unhideWhenUsed/>
   </w:style>
   <w:style w:type="table" w:default="1" w:styleId="Tablanormal">
@@ -2556,6 +2940,29 @@
       <w:smallCaps/>
       <w:color w:val="0F4761" w:themeColor="accent1" w:themeShade="BF"/>
       <w:spacing w:val="5"/>
+    </w:rPr>
+  </w:style>
+  <w:style w:type="character" w:styleId="Hipervnculo">
+    <w:name w:val="Hyperlink"/>
+    <w:basedOn w:val="Fuentedeprrafopredeter"/>
+    <w:uiPriority w:val="99"/>
+    <w:unhideWhenUsed/>
+    <w:rsid w:val="008B7186"/>
+    <w:rPr>
+      <w:color w:val="467886" w:themeColor="hyperlink"/>
+      <w:u w:val="single"/>
+    </w:rPr>
+  </w:style>
+  <w:style w:type="character" w:styleId="Mencinsinresolver">
+    <w:name w:val="Unresolved Mention"/>
+    <w:basedOn w:val="Fuentedeprrafopredeter"/>
+    <w:uiPriority w:val="99"/>
+    <w:semiHidden/>
+    <w:unhideWhenUsed/>
+    <w:rsid w:val="008B7186"/>
+    <w:rPr>
+      <w:color w:val="605E5C"/>
+      <w:shd w:val="clear" w:color="auto" w:fill="E1DFDD"/>
     </w:rPr>
   </w:style>
 </w:styles>

--- a/Flujo_Notas.docx
+++ b/Flujo_Notas.docx
@@ -802,18 +802,13 @@
     </w:p>
     <w:p>
       <w:r>
-        <w:t xml:space="preserve">Crear </w:t>
-      </w:r>
-      <w:proofErr w:type="gramStart"/>
-      <w:r>
-        <w:t>archivos .</w:t>
+        <w:t>Crear archivos .</w:t>
       </w:r>
       <w:proofErr w:type="spellStart"/>
       <w:r>
         <w:t>env</w:t>
       </w:r>
       <w:proofErr w:type="spellEnd"/>
-      <w:proofErr w:type="gramEnd"/>
     </w:p>
     <w:p>
       <w:r>
@@ -936,6 +931,12 @@
       </w:r>
       <w:proofErr w:type="spellEnd"/>
     </w:p>
+    <w:p>
+      <w:r>
+        <w:t>requeriments.txt</w:t>
+      </w:r>
+    </w:p>
+    <w:p/>
     <w:p>
       <w:pPr>
         <w:pStyle w:val="Ttulo2"/>
@@ -1013,6 +1014,7 @@
           <w:b/>
           <w:bCs/>
         </w:rPr>
+        <w:lastRenderedPageBreak/>
         <w:t>El Formulario de Encuesta Integrado</w:t>
       </w:r>
       <w:r>
@@ -1031,7 +1033,6 @@
           <w:b/>
           <w:bCs/>
         </w:rPr>
-        <w:lastRenderedPageBreak/>
         <w:t>Los Tableros (Tu app actual)</w:t>
       </w:r>
       <w:r>
@@ -1039,6 +1040,9 @@
       </w:r>
     </w:p>
     <w:p>
+      <w:pPr>
+        <w:ind w:left="360"/>
+      </w:pPr>
       <w:proofErr w:type="spellStart"/>
       <w:r>
         <w:t>Integracion</w:t>
@@ -1081,15 +1085,26 @@
       <w:proofErr w:type="spellEnd"/>
     </w:p>
     <w:p>
-      <w:hyperlink r:id="rId7" w:history="1">
-        <w:r>
-          <w:rPr>
-            <w:rStyle w:val="Hipervnculo"/>
-          </w:rPr>
-          <w:t>https://bmhftbmzaujquvmjycee.supabase.co</w:t>
-        </w:r>
-      </w:hyperlink>
-    </w:p>
+      <w:r>
+        <w:t>https://bmhftbmzaujquvmjycee.supabase.co</w:t>
+      </w:r>
+    </w:p>
+    <w:p>
+      <w:proofErr w:type="spellStart"/>
+      <w:r>
+        <w:t>streamlit</w:t>
+      </w:r>
+      <w:proofErr w:type="spellEnd"/>
+    </w:p>
+    <w:p>
+      <w:r>
+        <w:t>proyectofutbolapp-dfbwmlkgaibnm4vc6gwgzj</w:t>
+      </w:r>
+      <w:r>
+        <w:t>.streamlit.app</w:t>
+      </w:r>
+    </w:p>
+    <w:p/>
     <w:p/>
     <w:p/>
     <w:p/>
@@ -2632,6 +2647,7 @@
   <w:style w:type="character" w:default="1" w:styleId="Fuentedeprrafopredeter">
     <w:name w:val="Default Paragraph Font"/>
     <w:uiPriority w:val="1"/>
+    <w:semiHidden/>
     <w:unhideWhenUsed/>
   </w:style>
   <w:style w:type="table" w:default="1" w:styleId="Tablanormal">

--- a/Flujo_Notas.docx
+++ b/Flujo_Notas.docx
@@ -1,16 +1,14 @@
 
 <file path=word/document.xml><?xml version="1.0" encoding="utf-8"?>
-<w:document xmlns:wpc="http://schemas.microsoft.com/office/word/2010/wordprocessingCanvas" xmlns:cx="http://schemas.microsoft.com/office/drawing/2014/chartex" xmlns:cx1="http://schemas.microsoft.com/office/drawing/2015/9/8/chartex" xmlns:cx2="http://schemas.microsoft.com/office/drawing/2015/10/21/chartex" xmlns:cx3="http://schemas.microsoft.com/office/drawing/2016/5/9/chartex" xmlns:cx4="http://schemas.microsoft.com/office/drawing/2016/5/10/chartex" xmlns:cx5="http://schemas.microsoft.com/office/drawing/2016/5/11/chartex" xmlns:cx6="http://schemas.microsoft.com/office/drawing/2016/5/12/chartex" xmlns:cx7="http://schemas.microsoft.com/office/drawing/2016/5/13/chartex" xmlns:cx8="http://schemas.microsoft.com/office/drawing/2016/5/14/chartex" xmlns:mc="http://schemas.openxmlformats.org/markup-compatibility/2006" xmlns:aink="http://schemas.microsoft.com/office/drawing/2016/ink" xmlns:am3d="http://schemas.microsoft.com/office/drawing/2017/model3d" xmlns:o="urn:schemas-microsoft-com:office:office" xmlns:oel="http://schemas.microsoft.com/office/2019/extlst" xmlns:r="http://schemas.openxmlformats.org/officeDocument/2006/relationships" xmlns:m="http://schemas.openxmlformats.org/officeDocument/2006/math" xmlns:v="urn:schemas-microsoft-com:vml" xmlns:wp14="http://schemas.microsoft.com/office/word/2010/wordprocessingDrawing" xmlns:wp="http://schemas.openxmlformats.org/drawingml/2006/wordprocessingDrawing" xmlns:w10="urn:schemas-microsoft-com:office:word" xmlns:w="http://schemas.openxmlformats.org/wordprocessingml/2006/main" xmlns:w14="http://schemas.microsoft.com/office/word/2010/wordml" xmlns:w15="http://schemas.microsoft.com/office/word/2012/wordml" xmlns:w16cei="http://schemas.microsoft.com/office/word/2026/wordml/cei" xmlns:w16cex="http://schemas.microsoft.com/office/word/2018/wordml/cex" xmlns:w16cid="http://schemas.microsoft.com/office/word/2016/wordml/cid" xmlns:w16="http://schemas.microsoft.com/office/word/2018/wordml" xmlns:w16du="http://schemas.microsoft.com/office/word/2023/wordml/word16du" xmlns:w16sdtdh="http://schemas.microsoft.com/office/word/2020/wordml/sdtdatahash" xmlns:w16sdtfl="http://schemas.microsoft.com/office/word/2024/wordml/sdtformatlock" xmlns:w16se="http://schemas.microsoft.com/office/word/2015/wordml/symex" xmlns:wpg="http://schemas.microsoft.com/office/word/2010/wordprocessingGroup" xmlns:wpi="http://schemas.microsoft.com/office/word/2010/wordprocessingInk" xmlns:wne="http://schemas.microsoft.com/office/word/2006/wordml" xmlns:wps="http://schemas.microsoft.com/office/word/2010/wordprocessingShape" mc:Ignorable="w14 w15 w16se w16cid w16 w16cex w16sdtdh w16sdtfl w16du wp14">
+<w:document xmlns:wpc="http://schemas.microsoft.com/office/word/2010/wordprocessingCanvas" xmlns:cx="http://schemas.microsoft.com/office/drawing/2014/chartex" xmlns:cx1="http://schemas.microsoft.com/office/drawing/2015/9/8/chartex" xmlns:cx2="http://schemas.microsoft.com/office/drawing/2015/10/21/chartex" xmlns:cx3="http://schemas.microsoft.com/office/drawing/2016/5/9/chartex" xmlns:cx4="http://schemas.microsoft.com/office/drawing/2016/5/10/chartex" xmlns:cx5="http://schemas.microsoft.com/office/drawing/2016/5/11/chartex" xmlns:cx6="http://schemas.microsoft.com/office/drawing/2016/5/12/chartex" xmlns:cx7="http://schemas.microsoft.com/office/drawing/2016/5/13/chartex" xmlns:cx8="http://schemas.microsoft.com/office/drawing/2016/5/14/chartex" xmlns:mc="http://schemas.openxmlformats.org/markup-compatibility/2006" xmlns:aink="http://schemas.microsoft.com/office/drawing/2016/ink" xmlns:am3d="http://schemas.microsoft.com/office/drawing/2017/model3d" xmlns:o="urn:schemas-microsoft-com:office:office" xmlns:oel="http://schemas.microsoft.com/office/2019/extlst" xmlns:r="http://schemas.openxmlformats.org/officeDocument/2006/relationships" xmlns:m="http://schemas.openxmlformats.org/officeDocument/2006/math" xmlns:v="urn:schemas-microsoft-com:vml" xmlns:wp14="http://schemas.microsoft.com/office/word/2010/wordprocessingDrawing" xmlns:wp="http://schemas.openxmlformats.org/drawingml/2006/wordprocessingDrawing" xmlns:w10="urn:schemas-microsoft-com:office:word" xmlns:w="http://schemas.openxmlformats.org/wordprocessingml/2006/main" xmlns:w14="http://schemas.microsoft.com/office/word/2010/wordml" xmlns:w15="http://schemas.microsoft.com/office/word/2012/wordml" xmlns:w16cex="http://schemas.microsoft.com/office/word/2018/wordml/cex" xmlns:w16cid="http://schemas.microsoft.com/office/word/2016/wordml/cid" xmlns:w16="http://schemas.microsoft.com/office/word/2018/wordml" xmlns:w16du="http://schemas.microsoft.com/office/word/2023/wordml/word16du" xmlns:w16sdtdh="http://schemas.microsoft.com/office/word/2020/wordml/sdtdatahash" xmlns:w16sdtfl="http://schemas.microsoft.com/office/word/2024/wordml/sdtformatlock" xmlns:w16se="http://schemas.microsoft.com/office/word/2015/wordml/symex" xmlns:wpg="http://schemas.microsoft.com/office/word/2010/wordprocessingGroup" xmlns:wpi="http://schemas.microsoft.com/office/word/2010/wordprocessingInk" xmlns:wne="http://schemas.microsoft.com/office/word/2006/wordml" xmlns:wps="http://schemas.microsoft.com/office/word/2010/wordprocessingShape" mc:Ignorable="w14 w15 w16se w16cid w16 w16cex w16sdtdh w16sdtfl w16du wp14">
   <w:body>
     <w:p>
       <w:pPr>
         <w:pStyle w:val="Ttulo2"/>
       </w:pPr>
-      <w:proofErr w:type="spellStart"/>
       <w:r>
         <w:t>Prompt</w:t>
       </w:r>
-      <w:proofErr w:type="spellEnd"/>
     </w:p>
     <w:p>
       <w:r>
@@ -55,15 +53,7 @@
         <w:t>Sistema de Encuestas Anónimas:</w:t>
       </w:r>
       <w:r>
-        <w:t xml:space="preserve"> Capacidad de enviar una encuesta </w:t>
-      </w:r>
-      <w:proofErr w:type="spellStart"/>
-      <w:r>
-        <w:t>post-partido</w:t>
-      </w:r>
-      <w:proofErr w:type="spellEnd"/>
-      <w:r>
-        <w:t xml:space="preserve"> (opcional para responder) donde cada jugador califica a los otros 9 con una nota del 1 al 10 y deja comentarios escritos.</w:t>
+        <w:t xml:space="preserve"> Capacidad de enviar una encuesta post-partido (opcional para responder) donde cada jugador califica a los otros 9 con una nota del 1 al 10 y deja comentarios escritos.</w:t>
       </w:r>
     </w:p>
     <w:p>
@@ -73,21 +63,12 @@
           <w:numId w:val="1"/>
         </w:numPr>
       </w:pPr>
-      <w:proofErr w:type="spellStart"/>
       <w:r>
         <w:rPr>
           <w:b/>
           <w:bCs/>
         </w:rPr>
-        <w:t>Dashboard</w:t>
-      </w:r>
-      <w:proofErr w:type="spellEnd"/>
-      <w:r>
-        <w:rPr>
-          <w:b/>
-          <w:bCs/>
-        </w:rPr>
-        <w:t xml:space="preserve"> de Resultados:</w:t>
+        <w:t>Dashboard de Resultados:</w:t>
       </w:r>
       <w:r>
         <w:t xml:space="preserve"> Un panel interactivo que centralice:</w:t>
@@ -117,31 +98,7 @@
         </w:numPr>
       </w:pPr>
       <w:r>
-        <w:t xml:space="preserve">El </w:t>
-      </w:r>
-      <w:proofErr w:type="spellStart"/>
-      <w:r>
-        <w:t>stack</w:t>
-      </w:r>
-      <w:proofErr w:type="spellEnd"/>
-      <w:r>
-        <w:t xml:space="preserve"> tecnológico recomendado (</w:t>
-      </w:r>
-      <w:proofErr w:type="spellStart"/>
-      <w:r>
-        <w:t>frontend</w:t>
-      </w:r>
-      <w:proofErr w:type="spellEnd"/>
-      <w:r>
-        <w:t xml:space="preserve">, </w:t>
-      </w:r>
-      <w:proofErr w:type="spellStart"/>
-      <w:r>
-        <w:t>backend</w:t>
-      </w:r>
-      <w:proofErr w:type="spellEnd"/>
-      <w:r>
-        <w:t xml:space="preserve"> y base de datos) ideal para un MVP rápido.</w:t>
+        <w:t>El stack tecnológico recomendado (frontend, backend y base de datos) ideal para un MVP rápido.</w:t>
       </w:r>
     </w:p>
     <w:p>
@@ -225,25 +182,7 @@
           <w:bCs/>
           <w:lang w:val="en-US"/>
         </w:rPr>
-        <w:t xml:space="preserve">Backend &amp; </w:t>
-      </w:r>
-      <w:proofErr w:type="spellStart"/>
-      <w:r>
-        <w:rPr>
-          <w:b/>
-          <w:bCs/>
-          <w:lang w:val="en-US"/>
-        </w:rPr>
-        <w:t>Servidor</w:t>
-      </w:r>
-      <w:proofErr w:type="spellEnd"/>
-      <w:r>
-        <w:rPr>
-          <w:b/>
-          <w:bCs/>
-          <w:lang w:val="en-US"/>
-        </w:rPr>
-        <w:t xml:space="preserve"> API:</w:t>
+        <w:t>Backend &amp; Servidor API:</w:t>
       </w:r>
       <w:r>
         <w:rPr>
@@ -251,7 +190,6 @@
         </w:rPr>
         <w:t xml:space="preserve"> </w:t>
       </w:r>
-      <w:proofErr w:type="spellStart"/>
       <w:r>
         <w:rPr>
           <w:b/>
@@ -260,7 +198,6 @@
         </w:rPr>
         <w:t>FastAPI</w:t>
       </w:r>
-      <w:proofErr w:type="spellEnd"/>
       <w:r>
         <w:rPr>
           <w:lang w:val="en-US"/>
@@ -268,15 +205,7 @@
         <w:t xml:space="preserve"> (Python). </w:t>
       </w:r>
       <w:r>
-        <w:t>Es extremadamente rápido, genera documentación automática (/</w:t>
-      </w:r>
-      <w:proofErr w:type="spellStart"/>
-      <w:r>
-        <w:t>docs</w:t>
-      </w:r>
-      <w:proofErr w:type="spellEnd"/>
-      <w:r>
-        <w:t>) y es muy intuitivo para quienes manejamos análisis de datos en Python.</w:t>
+        <w:t>Es extremadamente rápido, genera documentación automática (/docs) y es muy intuitivo para quienes manejamos análisis de datos en Python.</w:t>
       </w:r>
     </w:p>
     <w:p>
@@ -296,43 +225,7 @@
           <w:bCs/>
           <w:lang w:val="en-US"/>
         </w:rPr>
-        <w:t>Frontend (</w:t>
-      </w:r>
-      <w:proofErr w:type="spellStart"/>
-      <w:r>
-        <w:rPr>
-          <w:b/>
-          <w:bCs/>
-          <w:lang w:val="en-US"/>
-        </w:rPr>
-        <w:t>Interfaz</w:t>
-      </w:r>
-      <w:proofErr w:type="spellEnd"/>
-      <w:r>
-        <w:rPr>
-          <w:b/>
-          <w:bCs/>
-          <w:lang w:val="en-US"/>
-        </w:rPr>
-        <w:t xml:space="preserve"> </w:t>
-      </w:r>
-      <w:proofErr w:type="spellStart"/>
-      <w:r>
-        <w:rPr>
-          <w:b/>
-          <w:bCs/>
-          <w:lang w:val="en-US"/>
-        </w:rPr>
-        <w:t>Interactiva</w:t>
-      </w:r>
-      <w:proofErr w:type="spellEnd"/>
-      <w:r>
-        <w:rPr>
-          <w:b/>
-          <w:bCs/>
-          <w:lang w:val="en-US"/>
-        </w:rPr>
-        <w:t>):</w:t>
+        <w:t>Frontend (Interfaz Interactiva):</w:t>
       </w:r>
       <w:r>
         <w:rPr>
@@ -340,7 +233,6 @@
         </w:rPr>
         <w:t xml:space="preserve"> </w:t>
       </w:r>
-      <w:proofErr w:type="spellStart"/>
       <w:r>
         <w:rPr>
           <w:b/>
@@ -349,7 +241,6 @@
         </w:rPr>
         <w:t>Streamlit</w:t>
       </w:r>
-      <w:proofErr w:type="spellEnd"/>
       <w:r>
         <w:rPr>
           <w:lang w:val="en-US"/>
@@ -379,7 +270,6 @@
           <w:numId w:val="6"/>
         </w:numPr>
       </w:pPr>
-      <w:proofErr w:type="spellStart"/>
       <w:r>
         <w:rPr>
           <w:i/>
@@ -387,17 +277,8 @@
         </w:rPr>
         <w:t>Streamlit</w:t>
       </w:r>
-      <w:proofErr w:type="spellEnd"/>
-      <w:r>
-        <w:t xml:space="preserve"> es la opción más veloz para armar </w:t>
-      </w:r>
-      <w:proofErr w:type="spellStart"/>
-      <w:r>
-        <w:t>dashboards</w:t>
-      </w:r>
-      <w:proofErr w:type="spellEnd"/>
-      <w:r>
-        <w:t xml:space="preserve"> interactivos y tablas dinámicas en Python puro sin lidiar con HTML/JavaScript.</w:t>
+      <w:r>
+        <w:t xml:space="preserve"> es la opción más veloz para armar dashboards interactivos y tablas dinámicas en Python puro sin lidiar con HTML/JavaScript.</w:t>
       </w:r>
     </w:p>
     <w:p>
@@ -413,23 +294,7 @@
           <w:i/>
           <w:iCs/>
         </w:rPr>
-        <w:t xml:space="preserve">Shiny </w:t>
-      </w:r>
-      <w:proofErr w:type="spellStart"/>
-      <w:r>
-        <w:rPr>
-          <w:i/>
-          <w:iCs/>
-        </w:rPr>
-        <w:t>for</w:t>
-      </w:r>
-      <w:proofErr w:type="spellEnd"/>
-      <w:r>
-        <w:rPr>
-          <w:i/>
-          <w:iCs/>
-        </w:rPr>
-        <w:t xml:space="preserve"> Python</w:t>
+        <w:t>Shiny for Python</w:t>
       </w:r>
       <w:r>
         <w:t xml:space="preserve"> te resultará sumamente familiar si estabas usando el ecosistema R/Shiny en tu reporte actual.</w:t>
@@ -470,15 +335,7 @@
         <w:t>SQLite</w:t>
       </w:r>
       <w:r>
-        <w:t xml:space="preserve"> (vienen integrados en Python, no requieren instalación de servidores externos y se guardan en un simple archivo .</w:t>
-      </w:r>
-      <w:proofErr w:type="spellStart"/>
-      <w:r>
-        <w:t>db</w:t>
-      </w:r>
-      <w:proofErr w:type="spellEnd"/>
-      <w:r>
-        <w:t>).</w:t>
+        <w:t xml:space="preserve"> (vienen integrados en Python, no requieren instalación de servidores externos y se guardan en un simple archivo .db).</w:t>
       </w:r>
     </w:p>
     <w:p>
@@ -501,15 +358,7 @@
         <w:t>Google Sheets</w:t>
       </w:r>
       <w:r>
-        <w:t xml:space="preserve"> actual y leerlo directamente en Python mediante la librería </w:t>
-      </w:r>
-      <w:proofErr w:type="spellStart"/>
-      <w:r>
-        <w:t>gspread</w:t>
-      </w:r>
-      <w:proofErr w:type="spellEnd"/>
-      <w:r>
-        <w:t xml:space="preserve"> o pandas.</w:t>
+        <w:t xml:space="preserve"> actual y leerlo directamente en Python mediante la librería gspread o pandas.</w:t>
       </w:r>
     </w:p>
     <w:p>
@@ -599,15 +448,7 @@
         <w:t>Caja de herramientas solo de este proyecto. Te aislar las versiones de librerías en un proyecto. Por esto, necesitas activar/desactivar el entorno.</w:t>
       </w:r>
       <w:r>
-        <w:t xml:space="preserve"> </w:t>
-      </w:r>
-      <w:proofErr w:type="spellStart"/>
-      <w:r>
-        <w:t>Estan</w:t>
-      </w:r>
-      <w:proofErr w:type="spellEnd"/>
-      <w:r>
-        <w:t xml:space="preserve"> en </w:t>
+        <w:t xml:space="preserve"> Estan en </w:t>
       </w:r>
       <w:r>
         <w:t>C:\Users\TitiU\anaconda3\envs</w:t>
@@ -621,23 +462,13 @@
       <w:r>
         <w:t xml:space="preserve">El entorno se llama: </w:t>
       </w:r>
-      <w:proofErr w:type="spellStart"/>
       <w:r>
         <w:t>futbol_env</w:t>
       </w:r>
-      <w:proofErr w:type="spellEnd"/>
-    </w:p>
-    <w:p>
-      <w:r>
-        <w:t xml:space="preserve">En anaconda </w:t>
-      </w:r>
-      <w:proofErr w:type="spellStart"/>
-      <w:r>
-        <w:t>prompt</w:t>
-      </w:r>
-      <w:proofErr w:type="spellEnd"/>
-      <w:r>
-        <w:t xml:space="preserve"> </w:t>
+    </w:p>
+    <w:p>
+      <w:r>
+        <w:t xml:space="preserve">En anaconda prompt </w:t>
       </w:r>
     </w:p>
     <w:p>
@@ -647,49 +478,12 @@
     </w:p>
     <w:p>
       <w:r>
-        <w:t>cd "G:\My Drive\</w:t>
-      </w:r>
-      <w:proofErr w:type="spellStart"/>
-      <w:r>
-        <w:t>Proyecto_Futbol_App</w:t>
-      </w:r>
-      <w:proofErr w:type="spellEnd"/>
-      <w:r>
-        <w:t>"</w:t>
-      </w:r>
-    </w:p>
-    <w:p>
-      <w:proofErr w:type="spellStart"/>
-      <w:r>
-        <w:t>conda</w:t>
-      </w:r>
-      <w:proofErr w:type="spellEnd"/>
-      <w:r>
-        <w:t xml:space="preserve"> </w:t>
-      </w:r>
-      <w:proofErr w:type="spellStart"/>
-      <w:r>
-        <w:t>create</w:t>
-      </w:r>
-      <w:proofErr w:type="spellEnd"/>
-      <w:r>
-        <w:t xml:space="preserve"> -n </w:t>
-      </w:r>
-      <w:proofErr w:type="spellStart"/>
-      <w:r>
-        <w:t>futbol_env</w:t>
-      </w:r>
-      <w:proofErr w:type="spellEnd"/>
-      <w:r>
-        <w:t xml:space="preserve"> </w:t>
-      </w:r>
-      <w:proofErr w:type="spellStart"/>
-      <w:r>
-        <w:t>python</w:t>
-      </w:r>
-      <w:proofErr w:type="spellEnd"/>
-      <w:r>
-        <w:t xml:space="preserve"> -y</w:t>
+        <w:t>cd "G:\My Drive\Proyecto_Futbol_App"</w:t>
+      </w:r>
+    </w:p>
+    <w:p>
+      <w:r>
+        <w:t>conda create -n futbol_env python -y</w:t>
       </w:r>
     </w:p>
     <w:p>
@@ -770,27 +564,9 @@
       </w:r>
     </w:p>
     <w:p>
-      <w:proofErr w:type="spellStart"/>
-      <w:r>
-        <w:t>conda</w:t>
-      </w:r>
-      <w:proofErr w:type="spellEnd"/>
-      <w:r>
-        <w:t xml:space="preserve"> </w:t>
-      </w:r>
-      <w:proofErr w:type="spellStart"/>
-      <w:r>
-        <w:t>activate</w:t>
-      </w:r>
-      <w:proofErr w:type="spellEnd"/>
-      <w:r>
-        <w:t xml:space="preserve"> </w:t>
-      </w:r>
-      <w:proofErr w:type="spellStart"/>
-      <w:r>
-        <w:t>futbol_env</w:t>
-      </w:r>
-      <w:proofErr w:type="spellEnd"/>
+      <w:r>
+        <w:t>conda activate futbol_env</w:t>
+      </w:r>
     </w:p>
     <w:p>
       <w:r>
@@ -802,23 +578,13 @@
     </w:p>
     <w:p>
       <w:r>
-        <w:t>Crear archivos .</w:t>
-      </w:r>
-      <w:proofErr w:type="spellStart"/>
-      <w:r>
-        <w:t>env</w:t>
-      </w:r>
-      <w:proofErr w:type="spellEnd"/>
-    </w:p>
-    <w:p>
-      <w:r>
-        <w:t xml:space="preserve">Aquí guardamos </w:t>
-      </w:r>
-      <w:proofErr w:type="spellStart"/>
-      <w:r>
-        <w:t>pass</w:t>
-      </w:r>
-      <w:proofErr w:type="spellEnd"/>
+        <w:t>Crear archivos .env</w:t>
+      </w:r>
+    </w:p>
+    <w:p>
+      <w:r>
+        <w:t>Aquí guardamos pass</w:t>
+      </w:r>
     </w:p>
     <w:p>
       <w:pPr>
@@ -843,72 +609,14 @@
         <w:rPr>
           <w:lang w:val="en-US"/>
         </w:rPr>
-        <w:t xml:space="preserve">pip install </w:t>
-      </w:r>
-      <w:proofErr w:type="spellStart"/>
+        <w:t>pip install streamlit pandas openpyxl plotly gspread</w:t>
+      </w:r>
       <w:r>
         <w:rPr>
           <w:lang w:val="en-US"/>
         </w:rPr>
-        <w:t>streamlit</w:t>
-      </w:r>
-      <w:proofErr w:type="spellEnd"/>
-      <w:r>
-        <w:rPr>
-          <w:lang w:val="en-US"/>
-        </w:rPr>
-        <w:t xml:space="preserve"> pandas </w:t>
-      </w:r>
-      <w:proofErr w:type="spellStart"/>
-      <w:r>
-        <w:rPr>
-          <w:lang w:val="en-US"/>
-        </w:rPr>
-        <w:t>openpyxl</w:t>
-      </w:r>
-      <w:proofErr w:type="spellEnd"/>
-      <w:r>
-        <w:rPr>
-          <w:lang w:val="en-US"/>
-        </w:rPr>
-        <w:t xml:space="preserve"> </w:t>
-      </w:r>
-      <w:proofErr w:type="spellStart"/>
-      <w:r>
-        <w:rPr>
-          <w:lang w:val="en-US"/>
-        </w:rPr>
-        <w:t>plotly</w:t>
-      </w:r>
-      <w:proofErr w:type="spellEnd"/>
-      <w:r>
-        <w:rPr>
-          <w:lang w:val="en-US"/>
-        </w:rPr>
-        <w:t xml:space="preserve"> </w:t>
-      </w:r>
-      <w:proofErr w:type="spellStart"/>
-      <w:r>
-        <w:rPr>
-          <w:lang w:val="en-US"/>
-        </w:rPr>
-        <w:t>gspread</w:t>
-      </w:r>
-      <w:proofErr w:type="spellEnd"/>
-      <w:r>
-        <w:rPr>
-          <w:lang w:val="en-US"/>
-        </w:rPr>
-        <w:t xml:space="preserve"> </w:t>
-      </w:r>
-      <w:proofErr w:type="spellStart"/>
-      <w:r>
-        <w:rPr>
-          <w:lang w:val="en-US"/>
-        </w:rPr>
-        <w:t>supabase</w:t>
-      </w:r>
-      <w:proofErr w:type="spellEnd"/>
+        <w:t xml:space="preserve"> supabase</w:t>
+      </w:r>
     </w:p>
     <w:p>
       <w:pPr>
@@ -923,13 +631,8 @@
         <w:pStyle w:val="Ttulo3"/>
       </w:pPr>
       <w:r>
-        <w:t>.</w:t>
-      </w:r>
-      <w:proofErr w:type="spellStart"/>
-      <w:r>
-        <w:t>gitignore</w:t>
-      </w:r>
-      <w:proofErr w:type="spellEnd"/>
+        <w:t>.gitignore</w:t>
+      </w:r>
     </w:p>
     <w:p>
       <w:r>
@@ -962,23 +665,7 @@
           <w:b/>
           <w:bCs/>
         </w:rPr>
-        <w:t>Una base de datos local (</w:t>
-      </w:r>
-      <w:proofErr w:type="spellStart"/>
-      <w:r>
-        <w:rPr>
-          <w:b/>
-          <w:bCs/>
-        </w:rPr>
-        <w:t>database.db</w:t>
-      </w:r>
-      <w:proofErr w:type="spellEnd"/>
-      <w:r>
-        <w:rPr>
-          <w:b/>
-          <w:bCs/>
-        </w:rPr>
-        <w:t>)</w:t>
+        <w:t>Una base de datos local (database.db)</w:t>
       </w:r>
       <w:r>
         <w:t>: Manejada automáticamente con SQLite desde Python para guardar jugadores, partidos, alineaciones, goles y las respuestas de la encuesta.</w:t>
@@ -1041,15 +728,10 @@
     </w:p>
     <w:p>
       <w:pPr>
-        <w:ind w:left="360"/>
-      </w:pPr>
-      <w:proofErr w:type="spellStart"/>
-      <w:r>
-        <w:t>Integracion</w:t>
-      </w:r>
-      <w:proofErr w:type="spellEnd"/>
-      <w:r>
-        <w:t>:</w:t>
+        <w:pStyle w:val="Ttulo3"/>
+      </w:pPr>
+      <w:r>
+        <w:t>Integracion:</w:t>
       </w:r>
     </w:p>
     <w:p>
@@ -1058,31 +740,19 @@
       </w:r>
     </w:p>
     <w:p>
-      <w:proofErr w:type="spellStart"/>
-      <w:r>
-        <w:t>supabase</w:t>
-      </w:r>
-      <w:proofErr w:type="spellEnd"/>
-      <w:r>
-        <w:t xml:space="preserve">: </w:t>
-      </w:r>
-    </w:p>
-    <w:p>
-      <w:proofErr w:type="spellStart"/>
-      <w:r>
-        <w:t>lladamartin's</w:t>
-      </w:r>
-      <w:proofErr w:type="spellEnd"/>
-      <w:r>
-        <w:t xml:space="preserve"> Project</w:t>
-      </w:r>
-    </w:p>
-    <w:p>
-      <w:proofErr w:type="spellStart"/>
+      <w:r>
+        <w:t xml:space="preserve">supabase: </w:t>
+      </w:r>
+    </w:p>
+    <w:p>
+      <w:r>
+        <w:t>lladamartin's Project</w:t>
+      </w:r>
+    </w:p>
+    <w:p>
       <w:r>
         <w:t>bmhftbmzaujquvmjycee</w:t>
       </w:r>
-      <w:proofErr w:type="spellEnd"/>
     </w:p>
     <w:p>
       <w:r>
@@ -1090,11 +760,9 @@
       </w:r>
     </w:p>
     <w:p>
-      <w:proofErr w:type="spellStart"/>
       <w:r>
         <w:t>streamlit</w:t>
       </w:r>
-      <w:proofErr w:type="spellEnd"/>
     </w:p>
     <w:p>
       <w:r>
@@ -1105,7 +773,11 @@
       </w:r>
     </w:p>
     <w:p/>
-    <w:p/>
+    <w:p>
+      <w:r>
+        <w:t>streamlit run app3.py</w:t>
+      </w:r>
+    </w:p>
     <w:p/>
     <w:p/>
     <w:sectPr>
@@ -1119,7 +791,7 @@
 </file>
 
 <file path=word/numbering.xml><?xml version="1.0" encoding="utf-8"?>
-<w:numbering xmlns:wpc="http://schemas.microsoft.com/office/word/2010/wordprocessingCanvas" xmlns:cx="http://schemas.microsoft.com/office/drawing/2014/chartex" xmlns:cx1="http://schemas.microsoft.com/office/drawing/2015/9/8/chartex" xmlns:cx2="http://schemas.microsoft.com/office/drawing/2015/10/21/chartex" xmlns:cx3="http://schemas.microsoft.com/office/drawing/2016/5/9/chartex" xmlns:cx4="http://schemas.microsoft.com/office/drawing/2016/5/10/chartex" xmlns:cx5="http://schemas.microsoft.com/office/drawing/2016/5/11/chartex" xmlns:cx6="http://schemas.microsoft.com/office/drawing/2016/5/12/chartex" xmlns:cx7="http://schemas.microsoft.com/office/drawing/2016/5/13/chartex" xmlns:cx8="http://schemas.microsoft.com/office/drawing/2016/5/14/chartex" xmlns:mc="http://schemas.openxmlformats.org/markup-compatibility/2006" xmlns:aink="http://schemas.microsoft.com/office/drawing/2016/ink" xmlns:am3d="http://schemas.microsoft.com/office/drawing/2017/model3d" xmlns:o="urn:schemas-microsoft-com:office:office" xmlns:oel="http://schemas.microsoft.com/office/2019/extlst" xmlns:r="http://schemas.openxmlformats.org/officeDocument/2006/relationships" xmlns:m="http://schemas.openxmlformats.org/officeDocument/2006/math" xmlns:v="urn:schemas-microsoft-com:vml" xmlns:wp14="http://schemas.microsoft.com/office/word/2010/wordprocessingDrawing" xmlns:wp="http://schemas.openxmlformats.org/drawingml/2006/wordprocessingDrawing" xmlns:w10="urn:schemas-microsoft-com:office:word" xmlns:w="http://schemas.openxmlformats.org/wordprocessingml/2006/main" xmlns:w14="http://schemas.microsoft.com/office/word/2010/wordml" xmlns:w15="http://schemas.microsoft.com/office/word/2012/wordml" xmlns:w16cei="http://schemas.microsoft.com/office/word/2026/wordml/cei" xmlns:w16cex="http://schemas.microsoft.com/office/word/2018/wordml/cex" xmlns:w16cid="http://schemas.microsoft.com/office/word/2016/wordml/cid" xmlns:w16="http://schemas.microsoft.com/office/word/2018/wordml" xmlns:w16du="http://schemas.microsoft.com/office/word/2023/wordml/word16du" xmlns:w16sdtdh="http://schemas.microsoft.com/office/word/2020/wordml/sdtdatahash" xmlns:w16sdtfl="http://schemas.microsoft.com/office/word/2024/wordml/sdtformatlock" xmlns:w16se="http://schemas.microsoft.com/office/word/2015/wordml/symex" xmlns:wpg="http://schemas.microsoft.com/office/word/2010/wordprocessingGroup" xmlns:wpi="http://schemas.microsoft.com/office/word/2010/wordprocessingInk" xmlns:wne="http://schemas.microsoft.com/office/word/2006/wordml" xmlns:wps="http://schemas.microsoft.com/office/word/2010/wordprocessingShape" mc:Ignorable="w14 w15 w16se w16cid w16 w16cex w16sdtdh w16sdtfl w16du wp14">
+<w:numbering xmlns:wpc="http://schemas.microsoft.com/office/word/2010/wordprocessingCanvas" xmlns:cx="http://schemas.microsoft.com/office/drawing/2014/chartex" xmlns:cx1="http://schemas.microsoft.com/office/drawing/2015/9/8/chartex" xmlns:cx2="http://schemas.microsoft.com/office/drawing/2015/10/21/chartex" xmlns:cx3="http://schemas.microsoft.com/office/drawing/2016/5/9/chartex" xmlns:cx4="http://schemas.microsoft.com/office/drawing/2016/5/10/chartex" xmlns:cx5="http://schemas.microsoft.com/office/drawing/2016/5/11/chartex" xmlns:cx6="http://schemas.microsoft.com/office/drawing/2016/5/12/chartex" xmlns:cx7="http://schemas.microsoft.com/office/drawing/2016/5/13/chartex" xmlns:cx8="http://schemas.microsoft.com/office/drawing/2016/5/14/chartex" xmlns:mc="http://schemas.openxmlformats.org/markup-compatibility/2006" xmlns:aink="http://schemas.microsoft.com/office/drawing/2016/ink" xmlns:am3d="http://schemas.microsoft.com/office/drawing/2017/model3d" xmlns:o="urn:schemas-microsoft-com:office:office" xmlns:oel="http://schemas.microsoft.com/office/2019/extlst" xmlns:r="http://schemas.openxmlformats.org/officeDocument/2006/relationships" xmlns:m="http://schemas.openxmlformats.org/officeDocument/2006/math" xmlns:v="urn:schemas-microsoft-com:vml" xmlns:wp14="http://schemas.microsoft.com/office/word/2010/wordprocessingDrawing" xmlns:wp="http://schemas.openxmlformats.org/drawingml/2006/wordprocessingDrawing" xmlns:w10="urn:schemas-microsoft-com:office:word" xmlns:w="http://schemas.openxmlformats.org/wordprocessingml/2006/main" xmlns:w14="http://schemas.microsoft.com/office/word/2010/wordml" xmlns:w15="http://schemas.microsoft.com/office/word/2012/wordml" xmlns:w16cex="http://schemas.microsoft.com/office/word/2018/wordml/cex" xmlns:w16cid="http://schemas.microsoft.com/office/word/2016/wordml/cid" xmlns:w16="http://schemas.microsoft.com/office/word/2018/wordml" xmlns:w16du="http://schemas.microsoft.com/office/word/2023/wordml/word16du" xmlns:w16sdtdh="http://schemas.microsoft.com/office/word/2020/wordml/sdtdatahash" xmlns:w16sdtfl="http://schemas.microsoft.com/office/word/2024/wordml/sdtformatlock" xmlns:w16se="http://schemas.microsoft.com/office/word/2015/wordml/symex" xmlns:wpg="http://schemas.microsoft.com/office/word/2010/wordprocessingGroup" xmlns:wpi="http://schemas.microsoft.com/office/word/2010/wordprocessingInk" xmlns:wne="http://schemas.microsoft.com/office/word/2006/wordml" xmlns:wps="http://schemas.microsoft.com/office/word/2010/wordprocessingShape" mc:Ignorable="w14 w15 w16se w16cid w16 w16cex w16sdtdh w16sdtfl w16du wp14">
   <w:abstractNum w:abstractNumId="0" w15:restartNumberingAfterBreak="0">
     <w:nsid w:val="00237CA4"/>
     <w:multiLevelType w:val="hybridMultilevel"/>
@@ -2647,7 +2319,6 @@
   <w:style w:type="character" w:default="1" w:styleId="Fuentedeprrafopredeter">
     <w:name w:val="Default Paragraph Font"/>
     <w:uiPriority w:val="1"/>
-    <w:semiHidden/>
     <w:unhideWhenUsed/>
   </w:style>
   <w:style w:type="table" w:default="1" w:styleId="Tablanormal">

--- a/Flujo_Notas.docx
+++ b/Flujo_Notas.docx
@@ -779,7 +779,64 @@
       </w:r>
     </w:p>
     <w:p/>
-    <w:p/>
+    <w:p>
+      <w:r>
+        <w:t>procedimiento</w:t>
+      </w:r>
+    </w:p>
+    <w:p>
+      <w:r>
+        <w:t>si se actualiza base: debo</w:t>
+      </w:r>
+    </w:p>
+    <w:p>
+      <w:pPr>
+        <w:pStyle w:val="Prrafodelista"/>
+        <w:numPr>
+          <w:ilvl w:val="2"/>
+          <w:numId w:val="1"/>
+        </w:numPr>
+      </w:pPr>
+      <w:r>
+        <w:t>Actualizar files Excel</w:t>
+      </w:r>
+    </w:p>
+    <w:p>
+      <w:pPr>
+        <w:pStyle w:val="Prrafodelista"/>
+        <w:numPr>
+          <w:ilvl w:val="2"/>
+          <w:numId w:val="1"/>
+        </w:numPr>
+      </w:pPr>
+      <w:r>
+        <w:t>Limpiar base de supabase</w:t>
+      </w:r>
+    </w:p>
+    <w:p>
+      <w:pPr>
+        <w:pStyle w:val="Prrafodelista"/>
+        <w:numPr>
+          <w:ilvl w:val="2"/>
+          <w:numId w:val="1"/>
+        </w:numPr>
+      </w:pPr>
+      <w:r>
+        <w:t>Correr migrar</w:t>
+      </w:r>
+    </w:p>
+    <w:p>
+      <w:pPr>
+        <w:pStyle w:val="Prrafodelista"/>
+        <w:numPr>
+          <w:ilvl w:val="2"/>
+          <w:numId w:val="1"/>
+        </w:numPr>
+      </w:pPr>
+      <w:r>
+        <w:t>Correr app</w:t>
+      </w:r>
+    </w:p>
     <w:sectPr>
       <w:pgSz w:w="11906" w:h="16838"/>
       <w:pgMar w:top="1440" w:right="1440" w:bottom="1440" w:left="1440" w:header="708" w:footer="708" w:gutter="0"/>
@@ -908,7 +965,7 @@
   <w:abstractNum w:abstractNumId="1" w15:restartNumberingAfterBreak="0">
     <w:nsid w:val="053A2A4D"/>
     <w:multiLevelType w:val="multilevel"/>
-    <w:tmpl w:val="3348A9F4"/>
+    <w:tmpl w:val="B78AD2A6"/>
     <w:lvl w:ilvl="0">
       <w:start w:val="1"/>
       <w:numFmt w:val="decimal"/>
@@ -937,17 +994,17 @@
         <w:sz w:val="20"/>
       </w:rPr>
     </w:lvl>
-    <w:lvl w:ilvl="2" w:tentative="1">
+    <w:lvl w:ilvl="2">
       <w:start w:val="1"/>
       <w:numFmt w:val="decimal"/>
-      <w:lvlText w:val="%3."/>
-      <w:lvlJc w:val="left"/>
-      <w:pPr>
-        <w:tabs>
-          <w:tab w:val="num" w:pos="2160"/>
-        </w:tabs>
+      <w:lvlText w:val="%3)"/>
+      <w:lvlJc w:val="left"/>
+      <w:pPr>
         <w:ind w:left="2160" w:hanging="360"/>
       </w:pPr>
+      <w:rPr>
+        <w:rFonts w:hint="default"/>
+      </w:rPr>
     </w:lvl>
     <w:lvl w:ilvl="3" w:tentative="1">
       <w:start w:val="1"/>

--- a/Flujo_Notas.docx
+++ b/Flujo_Notas.docx
@@ -445,10 +445,7 @@
     </w:p>
     <w:p>
       <w:r>
-        <w:t>Caja de herramientas solo de este proyecto. Te aislar las versiones de librerías en un proyecto. Por esto, necesitas activar/desactivar el entorno.</w:t>
-      </w:r>
-      <w:r>
-        <w:t xml:space="preserve"> Estan en </w:t>
+        <w:t xml:space="preserve">Caja de herramientas solo de este proyecto. Te aislar las versiones de librerías en un proyecto. Por esto, necesitas activar/desactivar el entorno. Estan en </w:t>
       </w:r>
       <w:r>
         <w:t>C:\Users\TitiU\anaconda3\envs</w:t>
@@ -569,24 +566,6 @@
       </w:r>
     </w:p>
     <w:p>
-      <w:r>
-        <w:t xml:space="preserve">Detener un </w:t>
-      </w:r>
-      <w:r>
-        <w:t>entorno</w:t>
-      </w:r>
-    </w:p>
-    <w:p>
-      <w:r>
-        <w:t>Crear archivos .env</w:t>
-      </w:r>
-    </w:p>
-    <w:p>
-      <w:r>
-        <w:t>Aquí guardamos pass</w:t>
-      </w:r>
-    </w:p>
-    <w:p>
       <w:pPr>
         <w:pStyle w:val="Ttulo3"/>
       </w:pPr>
@@ -600,21 +579,10 @@
       </w:r>
     </w:p>
     <w:p>
-      <w:pPr>
-        <w:rPr>
-          <w:lang w:val="en-US"/>
-        </w:rPr>
-      </w:pPr>
-      <w:r>
-        <w:rPr>
-          <w:lang w:val="en-US"/>
-        </w:rPr>
+      <w:r>
         <w:t>pip install streamlit pandas openpyxl plotly gspread</w:t>
       </w:r>
       <w:r>
-        <w:rPr>
-          <w:lang w:val="en-US"/>
-        </w:rPr>
         <w:t xml:space="preserve"> supabase</w:t>
       </w:r>
     </w:p>
@@ -701,7 +669,6 @@
           <w:b/>
           <w:bCs/>
         </w:rPr>
-        <w:lastRenderedPageBreak/>
         <w:t>El Formulario de Encuesta Integrado</w:t>
       </w:r>
       <w:r>
@@ -720,6 +687,7 @@
           <w:b/>
           <w:bCs/>
         </w:rPr>
+        <w:lastRenderedPageBreak/>
         <w:t>Los Tableros (Tu app actual)</w:t>
       </w:r>
       <w:r>
@@ -811,6 +779,60 @@
       </w:pPr>
       <w:r>
         <w:t>Limpiar base de supabase</w:t>
+      </w:r>
+    </w:p>
+    <w:p>
+      <w:pPr>
+        <w:pStyle w:val="Prrafodelista"/>
+        <w:numPr>
+          <w:ilvl w:val="3"/>
+          <w:numId w:val="1"/>
+        </w:numPr>
+        <w:rPr>
+          <w:lang w:val="en-US"/>
+        </w:rPr>
+      </w:pPr>
+      <w:r>
+        <w:rPr>
+          <w:lang w:val="en-US"/>
+        </w:rPr>
+        <w:t>DROP TABLE IF EXISTS alineaciones;</w:t>
+      </w:r>
+    </w:p>
+    <w:p>
+      <w:pPr>
+        <w:pStyle w:val="Prrafodelista"/>
+        <w:numPr>
+          <w:ilvl w:val="3"/>
+          <w:numId w:val="1"/>
+        </w:numPr>
+        <w:rPr>
+          <w:lang w:val="en-US"/>
+        </w:rPr>
+      </w:pPr>
+      <w:r>
+        <w:rPr>
+          <w:lang w:val="en-US"/>
+        </w:rPr>
+        <w:t>CREATE TABLE alineaciones ( id SERIAL PRIMARY KEY, fecha DATE NOT NULL, player_nickname TEXT NOT NULL, equipo TEXT NOT NULL, goles INTEGER DEFAULT 0 );</w:t>
+      </w:r>
+    </w:p>
+    <w:p>
+      <w:pPr>
+        <w:pStyle w:val="Prrafodelista"/>
+        <w:numPr>
+          <w:ilvl w:val="3"/>
+          <w:numId w:val="1"/>
+        </w:numPr>
+        <w:rPr>
+          <w:lang w:val="en-US"/>
+        </w:rPr>
+      </w:pPr>
+      <w:r>
+        <w:rPr>
+          <w:lang w:val="en-US"/>
+        </w:rPr>
+        <w:t>Importart  csv</w:t>
       </w:r>
     </w:p>
     <w:p>
@@ -1006,7 +1028,7 @@
         <w:rFonts w:hint="default"/>
       </w:rPr>
     </w:lvl>
-    <w:lvl w:ilvl="3" w:tentative="1">
+    <w:lvl w:ilvl="3">
       <w:start w:val="1"/>
       <w:numFmt w:val="decimal"/>
       <w:lvlText w:val="%4."/>

--- a/Flujo_Notas.docx
+++ b/Flujo_Notas.docx
@@ -6,9 +6,11 @@
       <w:pPr>
         <w:pStyle w:val="Ttulo2"/>
       </w:pPr>
+      <w:proofErr w:type="spellStart"/>
       <w:r>
         <w:t>Prompt</w:t>
       </w:r>
+      <w:proofErr w:type="spellEnd"/>
     </w:p>
     <w:p>
       <w:r>
@@ -53,7 +55,15 @@
         <w:t>Sistema de Encuestas Anónimas:</w:t>
       </w:r>
       <w:r>
-        <w:t xml:space="preserve"> Capacidad de enviar una encuesta post-partido (opcional para responder) donde cada jugador califica a los otros 9 con una nota del 1 al 10 y deja comentarios escritos.</w:t>
+        <w:t xml:space="preserve"> Capacidad de enviar una encuesta </w:t>
+      </w:r>
+      <w:proofErr w:type="spellStart"/>
+      <w:r>
+        <w:t>post-partido</w:t>
+      </w:r>
+      <w:proofErr w:type="spellEnd"/>
+      <w:r>
+        <w:t xml:space="preserve"> (opcional para responder) donde cada jugador califica a los otros 9 con una nota del 1 al 10 y deja comentarios escritos.</w:t>
       </w:r>
     </w:p>
     <w:p>
@@ -63,12 +73,21 @@
           <w:numId w:val="1"/>
         </w:numPr>
       </w:pPr>
+      <w:proofErr w:type="spellStart"/>
       <w:r>
         <w:rPr>
           <w:b/>
           <w:bCs/>
         </w:rPr>
-        <w:t>Dashboard de Resultados:</w:t>
+        <w:t>Dashboard</w:t>
+      </w:r>
+      <w:proofErr w:type="spellEnd"/>
+      <w:r>
+        <w:rPr>
+          <w:b/>
+          <w:bCs/>
+        </w:rPr>
+        <w:t xml:space="preserve"> de Resultados:</w:t>
       </w:r>
       <w:r>
         <w:t xml:space="preserve"> Un panel interactivo que centralice:</w:t>
@@ -98,7 +117,31 @@
         </w:numPr>
       </w:pPr>
       <w:r>
-        <w:t>El stack tecnológico recomendado (frontend, backend y base de datos) ideal para un MVP rápido.</w:t>
+        <w:t xml:space="preserve">El </w:t>
+      </w:r>
+      <w:proofErr w:type="spellStart"/>
+      <w:r>
+        <w:t>stack</w:t>
+      </w:r>
+      <w:proofErr w:type="spellEnd"/>
+      <w:r>
+        <w:t xml:space="preserve"> tecnológico recomendado (</w:t>
+      </w:r>
+      <w:proofErr w:type="spellStart"/>
+      <w:r>
+        <w:t>frontend</w:t>
+      </w:r>
+      <w:proofErr w:type="spellEnd"/>
+      <w:r>
+        <w:t xml:space="preserve">, </w:t>
+      </w:r>
+      <w:proofErr w:type="spellStart"/>
+      <w:r>
+        <w:t>backend</w:t>
+      </w:r>
+      <w:proofErr w:type="spellEnd"/>
+      <w:r>
+        <w:t xml:space="preserve"> y base de datos) ideal para un MVP rápido.</w:t>
       </w:r>
     </w:p>
     <w:p>
@@ -182,22 +225,42 @@
           <w:bCs/>
           <w:lang w:val="en-US"/>
         </w:rPr>
-        <w:t>Backend &amp; Servidor API:</w:t>
-      </w:r>
-      <w:r>
-        <w:rPr>
-          <w:lang w:val="en-US"/>
-        </w:rPr>
-        <w:t xml:space="preserve"> </w:t>
-      </w:r>
+        <w:t xml:space="preserve">Backend &amp; </w:t>
+      </w:r>
+      <w:proofErr w:type="spellStart"/>
       <w:r>
         <w:rPr>
           <w:b/>
           <w:bCs/>
           <w:lang w:val="en-US"/>
         </w:rPr>
+        <w:t>Servidor</w:t>
+      </w:r>
+      <w:proofErr w:type="spellEnd"/>
+      <w:r>
+        <w:rPr>
+          <w:b/>
+          <w:bCs/>
+          <w:lang w:val="en-US"/>
+        </w:rPr>
+        <w:t xml:space="preserve"> API:</w:t>
+      </w:r>
+      <w:r>
+        <w:rPr>
+          <w:lang w:val="en-US"/>
+        </w:rPr>
+        <w:t xml:space="preserve"> </w:t>
+      </w:r>
+      <w:proofErr w:type="spellStart"/>
+      <w:r>
+        <w:rPr>
+          <w:b/>
+          <w:bCs/>
+          <w:lang w:val="en-US"/>
+        </w:rPr>
         <w:t>FastAPI</w:t>
       </w:r>
+      <w:proofErr w:type="spellEnd"/>
       <w:r>
         <w:rPr>
           <w:lang w:val="en-US"/>
@@ -205,7 +268,15 @@
         <w:t xml:space="preserve"> (Python). </w:t>
       </w:r>
       <w:r>
-        <w:t>Es extremadamente rápido, genera documentación automática (/docs) y es muy intuitivo para quienes manejamos análisis de datos en Python.</w:t>
+        <w:t>Es extremadamente rápido, genera documentación automática (/</w:t>
+      </w:r>
+      <w:proofErr w:type="spellStart"/>
+      <w:r>
+        <w:t>docs</w:t>
+      </w:r>
+      <w:proofErr w:type="spellEnd"/>
+      <w:r>
+        <w:t>) y es muy intuitivo para quienes manejamos análisis de datos en Python.</w:t>
       </w:r>
     </w:p>
     <w:p>
@@ -225,22 +296,60 @@
           <w:bCs/>
           <w:lang w:val="en-US"/>
         </w:rPr>
-        <w:t>Frontend (Interfaz Interactiva):</w:t>
-      </w:r>
-      <w:r>
-        <w:rPr>
-          <w:lang w:val="en-US"/>
-        </w:rPr>
-        <w:t xml:space="preserve"> </w:t>
-      </w:r>
+        <w:t>Frontend (</w:t>
+      </w:r>
+      <w:proofErr w:type="spellStart"/>
       <w:r>
         <w:rPr>
           <w:b/>
           <w:bCs/>
           <w:lang w:val="en-US"/>
         </w:rPr>
+        <w:t>Interfaz</w:t>
+      </w:r>
+      <w:proofErr w:type="spellEnd"/>
+      <w:r>
+        <w:rPr>
+          <w:b/>
+          <w:bCs/>
+          <w:lang w:val="en-US"/>
+        </w:rPr>
+        <w:t xml:space="preserve"> </w:t>
+      </w:r>
+      <w:proofErr w:type="spellStart"/>
+      <w:r>
+        <w:rPr>
+          <w:b/>
+          <w:bCs/>
+          <w:lang w:val="en-US"/>
+        </w:rPr>
+        <w:t>Interactiva</w:t>
+      </w:r>
+      <w:proofErr w:type="spellEnd"/>
+      <w:r>
+        <w:rPr>
+          <w:b/>
+          <w:bCs/>
+          <w:lang w:val="en-US"/>
+        </w:rPr>
+        <w:t>):</w:t>
+      </w:r>
+      <w:r>
+        <w:rPr>
+          <w:lang w:val="en-US"/>
+        </w:rPr>
+        <w:t xml:space="preserve"> </w:t>
+      </w:r>
+      <w:proofErr w:type="spellStart"/>
+      <w:r>
+        <w:rPr>
+          <w:b/>
+          <w:bCs/>
+          <w:lang w:val="en-US"/>
+        </w:rPr>
         <w:t>Streamlit</w:t>
       </w:r>
+      <w:proofErr w:type="spellEnd"/>
       <w:r>
         <w:rPr>
           <w:lang w:val="en-US"/>
@@ -270,6 +379,7 @@
           <w:numId w:val="6"/>
         </w:numPr>
       </w:pPr>
+      <w:proofErr w:type="spellStart"/>
       <w:r>
         <w:rPr>
           <w:i/>
@@ -277,8 +387,17 @@
         </w:rPr>
         <w:t>Streamlit</w:t>
       </w:r>
-      <w:r>
-        <w:t xml:space="preserve"> es la opción más veloz para armar dashboards interactivos y tablas dinámicas en Python puro sin lidiar con HTML/JavaScript.</w:t>
+      <w:proofErr w:type="spellEnd"/>
+      <w:r>
+        <w:t xml:space="preserve"> es la opción más veloz para armar </w:t>
+      </w:r>
+      <w:proofErr w:type="spellStart"/>
+      <w:r>
+        <w:t>dashboards</w:t>
+      </w:r>
+      <w:proofErr w:type="spellEnd"/>
+      <w:r>
+        <w:t xml:space="preserve"> interactivos y tablas dinámicas en Python puro sin lidiar con HTML/JavaScript.</w:t>
       </w:r>
     </w:p>
     <w:p>
@@ -294,7 +413,23 @@
           <w:i/>
           <w:iCs/>
         </w:rPr>
-        <w:t>Shiny for Python</w:t>
+        <w:t xml:space="preserve">Shiny </w:t>
+      </w:r>
+      <w:proofErr w:type="spellStart"/>
+      <w:r>
+        <w:rPr>
+          <w:i/>
+          <w:iCs/>
+        </w:rPr>
+        <w:t>for</w:t>
+      </w:r>
+      <w:proofErr w:type="spellEnd"/>
+      <w:r>
+        <w:rPr>
+          <w:i/>
+          <w:iCs/>
+        </w:rPr>
+        <w:t xml:space="preserve"> Python</w:t>
       </w:r>
       <w:r>
         <w:t xml:space="preserve"> te resultará sumamente familiar si estabas usando el ecosistema R/Shiny en tu reporte actual.</w:t>
@@ -335,7 +470,15 @@
         <w:t>SQLite</w:t>
       </w:r>
       <w:r>
-        <w:t xml:space="preserve"> (vienen integrados en Python, no requieren instalación de servidores externos y se guardan en un simple archivo .db).</w:t>
+        <w:t xml:space="preserve"> (vienen integrados en Python, no requieren instalación de servidores externos y se guardan en un simple archivo .</w:t>
+      </w:r>
+      <w:proofErr w:type="spellStart"/>
+      <w:r>
+        <w:t>db</w:t>
+      </w:r>
+      <w:proofErr w:type="spellEnd"/>
+      <w:r>
+        <w:t>).</w:t>
       </w:r>
     </w:p>
     <w:p>
@@ -358,7 +501,15 @@
         <w:t>Google Sheets</w:t>
       </w:r>
       <w:r>
-        <w:t xml:space="preserve"> actual y leerlo directamente en Python mediante la librería gspread o pandas.</w:t>
+        <w:t xml:space="preserve"> actual y leerlo directamente en Python mediante la librería </w:t>
+      </w:r>
+      <w:proofErr w:type="spellStart"/>
+      <w:r>
+        <w:t>gspread</w:t>
+      </w:r>
+      <w:proofErr w:type="spellEnd"/>
+      <w:r>
+        <w:t xml:space="preserve"> o pandas.</w:t>
       </w:r>
     </w:p>
     <w:p>
@@ -445,7 +596,15 @@
     </w:p>
     <w:p>
       <w:r>
-        <w:t xml:space="preserve">Caja de herramientas solo de este proyecto. Te aislar las versiones de librerías en un proyecto. Por esto, necesitas activar/desactivar el entorno. Estan en </w:t>
+        <w:t xml:space="preserve">Caja de herramientas solo de este proyecto. Te aislar las versiones de librerías en un proyecto. Por esto, necesitas activar/desactivar el entorno. </w:t>
+      </w:r>
+      <w:proofErr w:type="spellStart"/>
+      <w:r>
+        <w:t>Estan</w:t>
+      </w:r>
+      <w:proofErr w:type="spellEnd"/>
+      <w:r>
+        <w:t xml:space="preserve"> en </w:t>
       </w:r>
       <w:r>
         <w:t>C:\Users\TitiU\anaconda3\envs</w:t>
@@ -459,13 +618,23 @@
       <w:r>
         <w:t xml:space="preserve">El entorno se llama: </w:t>
       </w:r>
+      <w:proofErr w:type="spellStart"/>
       <w:r>
         <w:t>futbol_env</w:t>
       </w:r>
-    </w:p>
-    <w:p>
-      <w:r>
-        <w:t xml:space="preserve">En anaconda prompt </w:t>
+      <w:proofErr w:type="spellEnd"/>
+    </w:p>
+    <w:p>
+      <w:r>
+        <w:t xml:space="preserve">En anaconda </w:t>
+      </w:r>
+      <w:proofErr w:type="spellStart"/>
+      <w:r>
+        <w:t>prompt</w:t>
+      </w:r>
+      <w:proofErr w:type="spellEnd"/>
+      <w:r>
+        <w:t xml:space="preserve"> </w:t>
       </w:r>
     </w:p>
     <w:p>
@@ -475,12 +644,49 @@
     </w:p>
     <w:p>
       <w:r>
-        <w:t>cd "G:\My Drive\Proyecto_Futbol_App"</w:t>
-      </w:r>
-    </w:p>
-    <w:p>
-      <w:r>
-        <w:t>conda create -n futbol_env python -y</w:t>
+        <w:t>cd "G:\My Drive\</w:t>
+      </w:r>
+      <w:proofErr w:type="spellStart"/>
+      <w:r>
+        <w:t>Proyecto_Futbol_App</w:t>
+      </w:r>
+      <w:proofErr w:type="spellEnd"/>
+      <w:r>
+        <w:t>"</w:t>
+      </w:r>
+    </w:p>
+    <w:p>
+      <w:proofErr w:type="spellStart"/>
+      <w:r>
+        <w:t>conda</w:t>
+      </w:r>
+      <w:proofErr w:type="spellEnd"/>
+      <w:r>
+        <w:t xml:space="preserve"> </w:t>
+      </w:r>
+      <w:proofErr w:type="spellStart"/>
+      <w:r>
+        <w:t>create</w:t>
+      </w:r>
+      <w:proofErr w:type="spellEnd"/>
+      <w:r>
+        <w:t xml:space="preserve"> -n </w:t>
+      </w:r>
+      <w:proofErr w:type="spellStart"/>
+      <w:r>
+        <w:t>futbol_env</w:t>
+      </w:r>
+      <w:proofErr w:type="spellEnd"/>
+      <w:r>
+        <w:t xml:space="preserve"> </w:t>
+      </w:r>
+      <w:proofErr w:type="spellStart"/>
+      <w:r>
+        <w:t>python</w:t>
+      </w:r>
+      <w:proofErr w:type="spellEnd"/>
+      <w:r>
+        <w:t xml:space="preserve"> -y</w:t>
       </w:r>
     </w:p>
     <w:p>
@@ -561,9 +767,27 @@
       </w:r>
     </w:p>
     <w:p>
-      <w:r>
-        <w:t>conda activate futbol_env</w:t>
-      </w:r>
+      <w:proofErr w:type="spellStart"/>
+      <w:r>
+        <w:t>conda</w:t>
+      </w:r>
+      <w:proofErr w:type="spellEnd"/>
+      <w:r>
+        <w:t xml:space="preserve"> </w:t>
+      </w:r>
+      <w:proofErr w:type="spellStart"/>
+      <w:r>
+        <w:t>activate</w:t>
+      </w:r>
+      <w:proofErr w:type="spellEnd"/>
+      <w:r>
+        <w:t xml:space="preserve"> </w:t>
+      </w:r>
+      <w:proofErr w:type="spellStart"/>
+      <w:r>
+        <w:t>futbol_env</w:t>
+      </w:r>
+      <w:proofErr w:type="spellEnd"/>
     </w:p>
     <w:p>
       <w:pPr>
@@ -579,12 +803,59 @@
       </w:r>
     </w:p>
     <w:p>
-      <w:r>
-        <w:t>pip install streamlit pandas openpyxl plotly gspread</w:t>
-      </w:r>
-      <w:r>
-        <w:t xml:space="preserve"> supabase</w:t>
-      </w:r>
+      <w:proofErr w:type="spellStart"/>
+      <w:r>
+        <w:t>pip</w:t>
+      </w:r>
+      <w:proofErr w:type="spellEnd"/>
+      <w:r>
+        <w:t xml:space="preserve"> </w:t>
+      </w:r>
+      <w:proofErr w:type="spellStart"/>
+      <w:r>
+        <w:t>install</w:t>
+      </w:r>
+      <w:proofErr w:type="spellEnd"/>
+      <w:r>
+        <w:t xml:space="preserve"> </w:t>
+      </w:r>
+      <w:proofErr w:type="spellStart"/>
+      <w:r>
+        <w:t>streamlit</w:t>
+      </w:r>
+      <w:proofErr w:type="spellEnd"/>
+      <w:r>
+        <w:t xml:space="preserve"> pandas </w:t>
+      </w:r>
+      <w:proofErr w:type="spellStart"/>
+      <w:r>
+        <w:t>openpyxl</w:t>
+      </w:r>
+      <w:proofErr w:type="spellEnd"/>
+      <w:r>
+        <w:t xml:space="preserve"> </w:t>
+      </w:r>
+      <w:proofErr w:type="spellStart"/>
+      <w:r>
+        <w:t>plotly</w:t>
+      </w:r>
+      <w:proofErr w:type="spellEnd"/>
+      <w:r>
+        <w:t xml:space="preserve"> </w:t>
+      </w:r>
+      <w:proofErr w:type="spellStart"/>
+      <w:r>
+        <w:t>gspread</w:t>
+      </w:r>
+      <w:proofErr w:type="spellEnd"/>
+      <w:r>
+        <w:t xml:space="preserve"> </w:t>
+      </w:r>
+      <w:proofErr w:type="spellStart"/>
+      <w:r>
+        <w:t>supabase</w:t>
+      </w:r>
+      <w:proofErr w:type="spellEnd"/>
     </w:p>
     <w:p>
       <w:pPr>
@@ -598,9 +869,16 @@
       <w:pPr>
         <w:pStyle w:val="Ttulo3"/>
       </w:pPr>
-      <w:r>
-        <w:t>.gitignore</w:t>
-      </w:r>
+      <w:proofErr w:type="gramStart"/>
+      <w:r>
+        <w:t>.</w:t>
+      </w:r>
+      <w:proofErr w:type="spellStart"/>
+      <w:r>
+        <w:t>gitignore</w:t>
+      </w:r>
+      <w:proofErr w:type="spellEnd"/>
+      <w:proofErr w:type="gramEnd"/>
     </w:p>
     <w:p>
       <w:r>
@@ -633,7 +911,23 @@
           <w:b/>
           <w:bCs/>
         </w:rPr>
-        <w:t>Una base de datos local (database.db)</w:t>
+        <w:t>Una base de datos local (</w:t>
+      </w:r>
+      <w:proofErr w:type="spellStart"/>
+      <w:r>
+        <w:rPr>
+          <w:b/>
+          <w:bCs/>
+        </w:rPr>
+        <w:t>database.db</w:t>
+      </w:r>
+      <w:proofErr w:type="spellEnd"/>
+      <w:r>
+        <w:rPr>
+          <w:b/>
+          <w:bCs/>
+        </w:rPr>
+        <w:t>)</w:t>
       </w:r>
       <w:r>
         <w:t>: Manejada automáticamente con SQLite desde Python para guardar jugadores, partidos, alineaciones, goles y las respuestas de la encuesta.</w:t>
@@ -698,8 +992,13 @@
       <w:pPr>
         <w:pStyle w:val="Ttulo3"/>
       </w:pPr>
-      <w:r>
-        <w:t>Integracion:</w:t>
+      <w:proofErr w:type="spellStart"/>
+      <w:r>
+        <w:t>Integracion</w:t>
+      </w:r>
+      <w:proofErr w:type="spellEnd"/>
+      <w:r>
+        <w:t>:</w:t>
       </w:r>
     </w:p>
     <w:p>
@@ -708,19 +1007,31 @@
       </w:r>
     </w:p>
     <w:p>
-      <w:r>
-        <w:t xml:space="preserve">supabase: </w:t>
-      </w:r>
-    </w:p>
-    <w:p>
-      <w:r>
-        <w:t>lladamartin's Project</w:t>
-      </w:r>
-    </w:p>
-    <w:p>
+      <w:proofErr w:type="spellStart"/>
+      <w:r>
+        <w:t>supabase</w:t>
+      </w:r>
+      <w:proofErr w:type="spellEnd"/>
+      <w:r>
+        <w:t xml:space="preserve">: </w:t>
+      </w:r>
+    </w:p>
+    <w:p>
+      <w:proofErr w:type="spellStart"/>
+      <w:r>
+        <w:t>lladamartin's</w:t>
+      </w:r>
+      <w:proofErr w:type="spellEnd"/>
+      <w:r>
+        <w:t xml:space="preserve"> Project</w:t>
+      </w:r>
+    </w:p>
+    <w:p>
+      <w:proofErr w:type="spellStart"/>
       <w:r>
         <w:t>bmhftbmzaujquvmjycee</w:t>
       </w:r>
+      <w:proofErr w:type="spellEnd"/>
     </w:p>
     <w:p>
       <w:r>
@@ -728,9 +1039,11 @@
       </w:r>
     </w:p>
     <w:p>
+      <w:proofErr w:type="spellStart"/>
       <w:r>
         <w:t>streamlit</w:t>
       </w:r>
+      <w:proofErr w:type="spellEnd"/>
     </w:p>
     <w:p>
       <w:r>
@@ -742,8 +1055,13 @@
     </w:p>
     <w:p/>
     <w:p>
-      <w:r>
-        <w:t>streamlit run app3.py</w:t>
+      <w:proofErr w:type="spellStart"/>
+      <w:r>
+        <w:t>streamlit</w:t>
+      </w:r>
+      <w:proofErr w:type="spellEnd"/>
+      <w:r>
+        <w:t xml:space="preserve"> run app3.py</w:t>
       </w:r>
     </w:p>
     <w:p/>
@@ -778,8 +1096,13 @@
         </w:numPr>
       </w:pPr>
       <w:r>
-        <w:t>Limpiar base de supabase</w:t>
-      </w:r>
+        <w:t xml:space="preserve">Limpiar base de </w:t>
+      </w:r>
+      <w:proofErr w:type="spellStart"/>
+      <w:r>
+        <w:t>supabase</w:t>
+      </w:r>
+      <w:proofErr w:type="spellEnd"/>
     </w:p>
     <w:p>
       <w:pPr>
@@ -796,7 +1119,21 @@
         <w:rPr>
           <w:lang w:val="en-US"/>
         </w:rPr>
-        <w:t>DROP TABLE IF EXISTS alineaciones;</w:t>
+        <w:t xml:space="preserve">DROP TABLE IF EXISTS </w:t>
+      </w:r>
+      <w:proofErr w:type="spellStart"/>
+      <w:r>
+        <w:rPr>
+          <w:lang w:val="en-US"/>
+        </w:rPr>
+        <w:t>alineaciones</w:t>
+      </w:r>
+      <w:proofErr w:type="spellEnd"/>
+      <w:r>
+        <w:rPr>
+          <w:lang w:val="en-US"/>
+        </w:rPr>
+        <w:t>;</w:t>
       </w:r>
     </w:p>
     <w:p>
@@ -810,30 +1147,22 @@
           <w:lang w:val="en-US"/>
         </w:rPr>
       </w:pPr>
+      <w:proofErr w:type="spellStart"/>
+      <w:proofErr w:type="gramStart"/>
       <w:r>
         <w:rPr>
           <w:lang w:val="en-US"/>
         </w:rPr>
-        <w:t>CREATE TABLE alineaciones ( id SERIAL PRIMARY KEY, fecha DATE NOT NULL, player_nickname TEXT NOT NULL, equipo TEXT NOT NULL, goles INTEGER DEFAULT 0 );</w:t>
-      </w:r>
-    </w:p>
-    <w:p>
-      <w:pPr>
-        <w:pStyle w:val="Prrafodelista"/>
-        <w:numPr>
-          <w:ilvl w:val="3"/>
-          <w:numId w:val="1"/>
-        </w:numPr>
+        <w:t>Importart</w:t>
+      </w:r>
+      <w:proofErr w:type="spellEnd"/>
+      <w:r>
         <w:rPr>
           <w:lang w:val="en-US"/>
         </w:rPr>
-      </w:pPr>
-      <w:r>
-        <w:rPr>
-          <w:lang w:val="en-US"/>
-        </w:rPr>
-        <w:t>Importart  csv</w:t>
-      </w:r>
+        <w:t xml:space="preserve">  csv</w:t>
+      </w:r>
+      <w:proofErr w:type="gramEnd"/>
     </w:p>
     <w:p>
       <w:pPr>

--- a/Flujo_Notas.docx
+++ b/Flujo_Notas.docx
@@ -1188,6 +1188,79 @@
         <w:t>Correr app</w:t>
       </w:r>
     </w:p>
+    <w:p/>
+    <w:p>
+      <w:pPr>
+        <w:pStyle w:val="Ttulo2"/>
+      </w:pPr>
+      <w:r>
+        <w:t>Comandos</w:t>
+      </w:r>
+    </w:p>
+    <w:p>
+      <w:proofErr w:type="spellStart"/>
+      <w:r>
+        <w:t>conda</w:t>
+      </w:r>
+      <w:proofErr w:type="spellEnd"/>
+      <w:r>
+        <w:t xml:space="preserve"> </w:t>
+      </w:r>
+      <w:proofErr w:type="spellStart"/>
+      <w:r>
+        <w:t>activate</w:t>
+      </w:r>
+      <w:proofErr w:type="spellEnd"/>
+      <w:r>
+        <w:t xml:space="preserve"> </w:t>
+      </w:r>
+      <w:proofErr w:type="spellStart"/>
+      <w:r>
+        <w:t>futbol_env</w:t>
+      </w:r>
+      <w:proofErr w:type="spellEnd"/>
+    </w:p>
+    <w:p>
+      <w:r>
+        <w:t xml:space="preserve"># </w:t>
+      </w:r>
+      <w:proofErr w:type="spellStart"/>
+      <w:r>
+        <w:t>pip</w:t>
+      </w:r>
+      <w:proofErr w:type="spellEnd"/>
+      <w:r>
+        <w:t xml:space="preserve"> </w:t>
+      </w:r>
+      <w:proofErr w:type="spellStart"/>
+      <w:r>
+        <w:t>install</w:t>
+      </w:r>
+      <w:proofErr w:type="spellEnd"/>
+      <w:r>
+        <w:t xml:space="preserve"> </w:t>
+      </w:r>
+      <w:proofErr w:type="spellStart"/>
+      <w:r>
+        <w:t>streamlit</w:t>
+      </w:r>
+      <w:proofErr w:type="spellEnd"/>
+      <w:r>
+        <w:t xml:space="preserve"> pandas</w:t>
+      </w:r>
+    </w:p>
+    <w:p>
+      <w:proofErr w:type="spellStart"/>
+      <w:r>
+        <w:t>streamlit</w:t>
+      </w:r>
+      <w:proofErr w:type="spellEnd"/>
+      <w:r>
+        <w:t xml:space="preserve"> run app3.py</w:t>
+      </w:r>
+    </w:p>
+    <w:p/>
+    <w:p/>
     <w:sectPr>
       <w:pgSz w:w="11906" w:h="16838"/>
       <w:pgMar w:top="1440" w:right="1440" w:bottom="1440" w:left="1440" w:header="708" w:footer="708" w:gutter="0"/>
@@ -2727,6 +2800,7 @@
   <w:style w:type="character" w:default="1" w:styleId="Fuentedeprrafopredeter">
     <w:name w:val="Default Paragraph Font"/>
     <w:uiPriority w:val="1"/>
+    <w:semiHidden/>
     <w:unhideWhenUsed/>
   </w:style>
   <w:style w:type="table" w:default="1" w:styleId="Tablanormal">
